--- a/FNB APP Note.docx
+++ b/FNB APP Note.docx
@@ -7,18 +7,32 @@
         <w:rPr>
           <w:b/>
           <w:bCs/>
+          <w:sz w:val="32"/>
+          <w:szCs w:val="32"/>
         </w:rPr>
       </w:pPr>
       <w:r>
         <w:rPr>
           <w:b/>
           <w:bCs/>
+          <w:sz w:val="32"/>
+          <w:szCs w:val="32"/>
         </w:rPr>
         <w:t>Python Fundamentals</w:t>
       </w:r>
     </w:p>
     <w:p>
-      <w:r>
+      <w:pPr>
+        <w:rPr>
+          <w:sz w:val="32"/>
+          <w:szCs w:val="32"/>
+        </w:rPr>
+      </w:pPr>
+      <w:r>
+        <w:rPr>
+          <w:sz w:val="32"/>
+          <w:szCs w:val="32"/>
+        </w:rPr>
         <w:pict w14:anchorId="18D5E5EC">
           <v:rect id="_x0000_i1025" style="width:0;height:0" o:hralign="center" o:hrstd="t" o:hr="t" fillcolor="#a0a0a0" stroked="f"/>
         </w:pict>
@@ -29,12 +43,16 @@
         <w:rPr>
           <w:b/>
           <w:bCs/>
+          <w:sz w:val="32"/>
+          <w:szCs w:val="32"/>
         </w:rPr>
       </w:pPr>
       <w:r>
         <w:rPr>
           <w:b/>
           <w:bCs/>
+          <w:sz w:val="32"/>
+          <w:szCs w:val="32"/>
         </w:rPr>
         <w:t>Unit 1: Introduction to Python</w:t>
       </w:r>
@@ -91,14 +109,3235 @@
         </w:numPr>
       </w:pPr>
       <w:r>
-        <w:t>Use type() to inspect the data type of any value</w:t>
+        <w:t xml:space="preserve">Use </w:t>
+      </w:r>
+      <w:proofErr w:type="gramStart"/>
+      <w:r>
+        <w:t>type(</w:t>
+      </w:r>
+      <w:proofErr w:type="gramEnd"/>
+      <w:r>
+        <w:t>) to inspect the data type of any value</w:t>
+      </w:r>
+    </w:p>
+    <w:p>
+      <w:pPr>
+        <w:rPr>
+          <w:b/>
+          <w:bCs/>
+        </w:rPr>
+      </w:pPr>
+      <w:r>
+        <w:rPr>
+          <w:b/>
+          <w:bCs/>
+        </w:rPr>
+        <w:t xml:space="preserve">Python Summary </w:t>
+      </w:r>
+    </w:p>
+    <w:p>
+      <w:pPr>
+        <w:numPr>
+          <w:ilvl w:val="0"/>
+          <w:numId w:val="7"/>
+        </w:numPr>
+      </w:pPr>
+      <w:r>
+        <w:rPr>
+          <w:b/>
+          <w:bCs/>
+        </w:rPr>
+        <w:t>Python</w:t>
+      </w:r>
+      <w:r>
+        <w:t xml:space="preserve"> is an easy-to-read programming language used for web development, data science, automation, AI, and mobile apps.</w:t>
+      </w:r>
+    </w:p>
+    <w:p>
+      <w:pPr>
+        <w:numPr>
+          <w:ilvl w:val="0"/>
+          <w:numId w:val="7"/>
+        </w:numPr>
+      </w:pPr>
+      <w:r>
+        <w:rPr>
+          <w:b/>
+          <w:bCs/>
+        </w:rPr>
+        <w:t>VS Code</w:t>
+      </w:r>
+      <w:r>
+        <w:t xml:space="preserve"> is where you write code, and </w:t>
+      </w:r>
+      <w:r>
+        <w:rPr>
+          <w:b/>
+          <w:bCs/>
+        </w:rPr>
+        <w:t>Python</w:t>
+      </w:r>
+      <w:r>
+        <w:t xml:space="preserve"> runs it. Install the Python extension in VS Code.</w:t>
+      </w:r>
+    </w:p>
+    <w:p>
+      <w:pPr>
+        <w:numPr>
+          <w:ilvl w:val="0"/>
+          <w:numId w:val="7"/>
+        </w:numPr>
+      </w:pPr>
+      <w:r>
+        <w:t xml:space="preserve">A </w:t>
+      </w:r>
+      <w:r>
+        <w:rPr>
+          <w:b/>
+          <w:bCs/>
+        </w:rPr>
+        <w:t>script</w:t>
+      </w:r>
+      <w:r>
+        <w:t xml:space="preserve"> is a .</w:t>
+      </w:r>
+      <w:proofErr w:type="spellStart"/>
+      <w:r>
+        <w:t>py</w:t>
+      </w:r>
+      <w:proofErr w:type="spellEnd"/>
+      <w:r>
+        <w:t xml:space="preserve"> file. Use </w:t>
+      </w:r>
+      <w:proofErr w:type="gramStart"/>
+      <w:r>
+        <w:t>print(</w:t>
+      </w:r>
+      <w:proofErr w:type="gramEnd"/>
+      <w:r>
+        <w:t xml:space="preserve">) to display output: </w:t>
+      </w:r>
+    </w:p>
+    <w:p/>
+    <w:p>
+      <w:pPr>
+        <w:spacing w:after="0"/>
+        <w:rPr>
+          <w:rFonts w:ascii="Cordia New" w:hAnsi="Cordia New" w:cs="Cordia New"/>
+        </w:rPr>
+      </w:pPr>
+      <w:proofErr w:type="gramStart"/>
+      <w:r>
+        <w:rPr>
+          <w:rFonts w:ascii="Cordia New" w:hAnsi="Cordia New" w:cs="Cordia New"/>
+        </w:rPr>
+        <w:t>print(</w:t>
+      </w:r>
+      <w:proofErr w:type="gramEnd"/>
+      <w:r>
+        <w:rPr>
+          <w:rFonts w:ascii="Cordia New" w:hAnsi="Cordia New" w:cs="Cordia New"/>
+        </w:rPr>
+        <w:t>"Hello, world!")</w:t>
+      </w:r>
+    </w:p>
+    <w:p>
+      <w:r>
+        <w:t>Show more lines</w:t>
+      </w:r>
+    </w:p>
+    <w:p>
+      <w:pPr>
+        <w:numPr>
+          <w:ilvl w:val="0"/>
+          <w:numId w:val="7"/>
+        </w:numPr>
+      </w:pPr>
+      <w:r>
+        <w:t xml:space="preserve">A </w:t>
+      </w:r>
+      <w:r>
+        <w:rPr>
+          <w:b/>
+          <w:bCs/>
+        </w:rPr>
+        <w:t>variable</w:t>
+      </w:r>
+      <w:r>
+        <w:t xml:space="preserve"> stores data: </w:t>
+      </w:r>
+    </w:p>
+    <w:p>
+      <w:r>
+        <w:t>name = "Thabo"</w:t>
+      </w:r>
+    </w:p>
+    <w:p>
+      <w:r>
+        <w:t>Show more lines</w:t>
+      </w:r>
+    </w:p>
+    <w:p>
+      <w:pPr>
+        <w:numPr>
+          <w:ilvl w:val="0"/>
+          <w:numId w:val="7"/>
+        </w:numPr>
+      </w:pPr>
+      <w:r>
+        <w:t xml:space="preserve">Main data types: </w:t>
+      </w:r>
+    </w:p>
+    <w:p>
+      <w:pPr>
+        <w:numPr>
+          <w:ilvl w:val="1"/>
+          <w:numId w:val="7"/>
+        </w:numPr>
+      </w:pPr>
+      <w:r>
+        <w:t>str = text</w:t>
+      </w:r>
+    </w:p>
+    <w:p>
+      <w:pPr>
+        <w:numPr>
+          <w:ilvl w:val="1"/>
+          <w:numId w:val="7"/>
+        </w:numPr>
+      </w:pPr>
+      <w:r>
+        <w:t>int = whole numbers</w:t>
+      </w:r>
+    </w:p>
+    <w:p>
+      <w:pPr>
+        <w:numPr>
+          <w:ilvl w:val="1"/>
+          <w:numId w:val="7"/>
+        </w:numPr>
+      </w:pPr>
+      <w:r>
+        <w:t>float = decimals</w:t>
+      </w:r>
+    </w:p>
+    <w:p>
+      <w:pPr>
+        <w:numPr>
+          <w:ilvl w:val="1"/>
+          <w:numId w:val="7"/>
+        </w:numPr>
+      </w:pPr>
+      <w:r>
+        <w:t>bool = True/False</w:t>
+      </w:r>
+    </w:p>
+    <w:p>
+      <w:pPr>
+        <w:numPr>
+          <w:ilvl w:val="0"/>
+          <w:numId w:val="7"/>
+        </w:numPr>
+      </w:pPr>
+      <w:r>
+        <w:t xml:space="preserve">Use </w:t>
+      </w:r>
+      <w:proofErr w:type="gramStart"/>
+      <w:r>
+        <w:t>type(</w:t>
+      </w:r>
+      <w:proofErr w:type="gramEnd"/>
+      <w:r>
+        <w:t>) to check a value's data type.</w:t>
       </w:r>
     </w:p>
     <w:p/>
     <w:p/>
+    <w:p/>
     <w:p>
       <w:r>
         <w:t># used to add comments</w:t>
+      </w:r>
+    </w:p>
+    <w:p/>
+    <w:p>
+      <w:pPr>
+        <w:rPr>
+          <w:b/>
+          <w:bCs/>
+        </w:rPr>
+      </w:pPr>
+      <w:r>
+        <w:rPr>
+          <w:b/>
+          <w:bCs/>
+        </w:rPr>
+        <w:t>Storing data inside a variable:</w:t>
+      </w:r>
+    </w:p>
+    <w:p>
+      <w:pPr>
+        <w:spacing w:after="0"/>
+      </w:pPr>
+      <w:r>
+        <w:t xml:space="preserve">Example: </w:t>
+      </w:r>
+    </w:p>
+    <w:p>
+      <w:pPr>
+        <w:spacing w:after="0"/>
+        <w:rPr>
+          <w:rFonts w:ascii="Cordia New" w:hAnsi="Cordia New" w:cs="Cordia New" w:hint="cs"/>
+        </w:rPr>
+      </w:pPr>
+      <w:r>
+        <w:rPr>
+          <w:rFonts w:ascii="Cordia New" w:hAnsi="Cordia New" w:cs="Cordia New" w:hint="cs"/>
+        </w:rPr>
+        <w:t>name = “Mukona”</w:t>
+      </w:r>
+    </w:p>
+    <w:p>
+      <w:pPr>
+        <w:spacing w:after="0"/>
+        <w:rPr>
+          <w:rFonts w:ascii="Cordia New" w:hAnsi="Cordia New" w:cs="Cordia New" w:hint="cs"/>
+        </w:rPr>
+      </w:pPr>
+      <w:r>
+        <w:rPr>
+          <w:rFonts w:ascii="Cordia New" w:hAnsi="Cordia New" w:cs="Cordia New" w:hint="cs"/>
+        </w:rPr>
+        <w:t xml:space="preserve">Print Name </w:t>
+      </w:r>
+    </w:p>
+    <w:p>
+      <w:pPr>
+        <w:rPr>
+          <w:b/>
+          <w:bCs/>
+        </w:rPr>
+      </w:pPr>
+      <w:r>
+        <w:rPr>
+          <w:b/>
+          <w:bCs/>
+        </w:rPr>
+        <w:t>Making code interactive:</w:t>
+      </w:r>
+    </w:p>
+    <w:p>
+      <w:r>
+        <w:t xml:space="preserve">Example: </w:t>
+      </w:r>
+    </w:p>
+    <w:p>
+      <w:pPr>
+        <w:spacing w:after="0"/>
+        <w:rPr>
+          <w:rFonts w:ascii="Cordia New" w:hAnsi="Cordia New" w:cs="Cordia New" w:hint="cs"/>
+        </w:rPr>
+      </w:pPr>
+      <w:r>
+        <w:rPr>
+          <w:rFonts w:ascii="Cordia New" w:hAnsi="Cordia New" w:cs="Cordia New" w:hint="cs"/>
+        </w:rPr>
+        <w:t xml:space="preserve">name = </w:t>
+      </w:r>
+      <w:proofErr w:type="gramStart"/>
+      <w:r>
+        <w:rPr>
+          <w:rFonts w:ascii="Cordia New" w:hAnsi="Cordia New" w:cs="Cordia New" w:hint="cs"/>
+        </w:rPr>
+        <w:t>input(</w:t>
+      </w:r>
+      <w:proofErr w:type="gramEnd"/>
+      <w:r>
+        <w:rPr>
+          <w:rFonts w:ascii="Cordia New" w:hAnsi="Cordia New" w:cs="Cordia New" w:hint="cs"/>
+        </w:rPr>
+        <w:t>"What is your name? ")</w:t>
+      </w:r>
+    </w:p>
+    <w:p>
+      <w:pPr>
+        <w:spacing w:after="0"/>
+        <w:rPr>
+          <w:rFonts w:ascii="Cordia New" w:hAnsi="Cordia New" w:cs="Cordia New" w:hint="cs"/>
+        </w:rPr>
+      </w:pPr>
+      <w:proofErr w:type="gramStart"/>
+      <w:r>
+        <w:rPr>
+          <w:rFonts w:ascii="Cordia New" w:hAnsi="Cordia New" w:cs="Cordia New" w:hint="cs"/>
+        </w:rPr>
+        <w:t>print(</w:t>
+      </w:r>
+      <w:proofErr w:type="gramEnd"/>
+      <w:r>
+        <w:rPr>
+          <w:rFonts w:ascii="Cordia New" w:hAnsi="Cordia New" w:cs="Cordia New" w:hint="cs"/>
+        </w:rPr>
+        <w:t>"Hello, " + name + "!")</w:t>
+      </w:r>
+    </w:p>
+    <w:p/>
+    <w:p>
+      <w:r>
+        <w:t>Note:</w:t>
+      </w:r>
+    </w:p>
+    <w:p>
+      <w:pPr>
+        <w:pStyle w:val="ListParagraph"/>
+        <w:numPr>
+          <w:ilvl w:val="0"/>
+          <w:numId w:val="10"/>
+        </w:numPr>
+      </w:pPr>
+      <w:r>
+        <w:t xml:space="preserve">In Python, you do </w:t>
+      </w:r>
+      <w:r>
+        <w:rPr>
+          <w:b/>
+          <w:bCs/>
+        </w:rPr>
+        <w:t>not</w:t>
+      </w:r>
+      <w:r>
+        <w:t xml:space="preserve"> use quotes around numbers when you want to treat them as numerical values (such as integers or floats).</w:t>
+      </w:r>
+    </w:p>
+    <w:p>
+      <w:pPr>
+        <w:spacing w:after="0"/>
+        <w:rPr>
+          <w:b/>
+          <w:bCs/>
+        </w:rPr>
+      </w:pPr>
+      <w:r>
+        <w:rPr>
+          <w:b/>
+          <w:bCs/>
+        </w:rPr>
+        <w:t>Python Indentation</w:t>
+      </w:r>
+      <w:r>
+        <w:rPr>
+          <w:b/>
+          <w:bCs/>
+        </w:rPr>
+        <w:t>:</w:t>
+      </w:r>
+    </w:p>
+    <w:p>
+      <w:pPr>
+        <w:spacing w:after="0"/>
+      </w:pPr>
+      <w:r>
+        <w:t>Indentation refers to the spaces at the beginning of a line of code.</w:t>
+      </w:r>
+      <w:r>
+        <w:t xml:space="preserve"> </w:t>
+      </w:r>
+      <w:r>
+        <w:t>Python uses indentation to indicate a block of code.</w:t>
+      </w:r>
+    </w:p>
+    <w:p>
+      <w:pPr>
+        <w:spacing w:after="0"/>
+      </w:pPr>
+      <w:r>
+        <w:t xml:space="preserve"> Rule: Must use at least one space (standard is 4 spaces). All statements within the same block must use the same indentation.</w:t>
+      </w:r>
+    </w:p>
+    <w:p>
+      <w:pPr>
+        <w:spacing w:after="0"/>
+      </w:pPr>
+      <w:r>
+        <w:t>Example:</w:t>
+      </w:r>
+    </w:p>
+    <w:p>
+      <w:pPr>
+        <w:spacing w:after="0"/>
+        <w:rPr>
+          <w:rFonts w:ascii="Cordia New" w:hAnsi="Cordia New" w:cs="Cordia New" w:hint="cs"/>
+        </w:rPr>
+      </w:pPr>
+      <w:r>
+        <w:rPr>
+          <w:rFonts w:ascii="Cordia New" w:hAnsi="Cordia New" w:cs="Cordia New" w:hint="cs"/>
+        </w:rPr>
+        <w:t>if 5 &gt; 2:</w:t>
+      </w:r>
+    </w:p>
+    <w:p>
+      <w:pPr>
+        <w:spacing w:after="0"/>
+        <w:rPr>
+          <w:rFonts w:ascii="Cordia New" w:hAnsi="Cordia New" w:cs="Cordia New" w:hint="cs"/>
+        </w:rPr>
+      </w:pPr>
+      <w:r>
+        <w:rPr>
+          <w:rFonts w:ascii="Cordia New" w:hAnsi="Cordia New" w:cs="Cordia New"/>
+        </w:rPr>
+        <w:t xml:space="preserve">  </w:t>
+      </w:r>
+      <w:proofErr w:type="gramStart"/>
+      <w:r>
+        <w:rPr>
+          <w:rFonts w:ascii="Cordia New" w:hAnsi="Cordia New" w:cs="Cordia New" w:hint="cs"/>
+        </w:rPr>
+        <w:t>print(</w:t>
+      </w:r>
+      <w:proofErr w:type="gramEnd"/>
+      <w:r>
+        <w:rPr>
+          <w:rFonts w:ascii="Cordia New" w:hAnsi="Cordia New" w:cs="Cordia New" w:hint="cs"/>
+        </w:rPr>
+        <w:t>"Five is greater than two!")</w:t>
+      </w:r>
+    </w:p>
+    <w:p>
+      <w:pPr>
+        <w:spacing w:after="0"/>
+      </w:pPr>
+    </w:p>
+    <w:p>
+      <w:pPr>
+        <w:spacing w:after="0"/>
+      </w:pPr>
+      <w:r>
+        <w:t>Syntax Error Example:</w:t>
+      </w:r>
+    </w:p>
+    <w:p>
+      <w:pPr>
+        <w:spacing w:after="0"/>
+        <w:rPr>
+          <w:rFonts w:ascii="Cordia New" w:hAnsi="Cordia New" w:cs="Cordia New" w:hint="cs"/>
+        </w:rPr>
+      </w:pPr>
+      <w:r>
+        <w:rPr>
+          <w:rFonts w:ascii="Cordia New" w:hAnsi="Cordia New" w:cs="Cordia New" w:hint="cs"/>
+        </w:rPr>
+        <w:t>if 5 &gt; 2:</w:t>
+      </w:r>
+    </w:p>
+    <w:p>
+      <w:pPr>
+        <w:spacing w:after="0"/>
+        <w:rPr>
+          <w:rFonts w:ascii="Cordia New" w:hAnsi="Cordia New" w:cs="Cordia New"/>
+        </w:rPr>
+      </w:pPr>
+      <w:proofErr w:type="gramStart"/>
+      <w:r>
+        <w:rPr>
+          <w:rFonts w:ascii="Cordia New" w:hAnsi="Cordia New" w:cs="Cordia New" w:hint="cs"/>
+        </w:rPr>
+        <w:t>print(</w:t>
+      </w:r>
+      <w:proofErr w:type="gramEnd"/>
+      <w:r>
+        <w:rPr>
+          <w:rFonts w:ascii="Cordia New" w:hAnsi="Cordia New" w:cs="Cordia New" w:hint="cs"/>
+        </w:rPr>
+        <w:t>"Five is greater than two!</w:t>
+      </w:r>
+      <w:r>
+        <w:rPr>
+          <w:rFonts w:ascii="Cordia New" w:hAnsi="Cordia New" w:cs="Cordia New"/>
+        </w:rPr>
+        <w:t xml:space="preserve">”)      </w:t>
+      </w:r>
+      <w:r>
+        <w:t>#</w:t>
+      </w:r>
+      <w:r>
+        <w:t xml:space="preserve"> No indentation </w:t>
+      </w:r>
+    </w:p>
+    <w:p>
+      <w:pPr>
+        <w:spacing w:after="0"/>
+        <w:rPr>
+          <w:rFonts w:ascii="Cordia New" w:hAnsi="Cordia New" w:cs="Cordia New"/>
+        </w:rPr>
+      </w:pPr>
+    </w:p>
+    <w:p>
+      <w:pPr>
+        <w:spacing w:after="0"/>
+        <w:rPr>
+          <w:rFonts w:ascii="Cordia New" w:hAnsi="Cordia New" w:cs="Cordia New"/>
+        </w:rPr>
+      </w:pPr>
+    </w:p>
+    <w:p>
+      <w:pPr>
+        <w:spacing w:after="0"/>
+        <w:rPr>
+          <w:rFonts w:ascii="Cordia New" w:hAnsi="Cordia New" w:cs="Cordia New"/>
+        </w:rPr>
+      </w:pPr>
+    </w:p>
+    <w:p>
+      <w:pPr>
+        <w:spacing w:after="0"/>
+        <w:rPr>
+          <w:rFonts w:ascii="Cordia New" w:hAnsi="Cordia New" w:cs="Cordia New"/>
+        </w:rPr>
+      </w:pPr>
+    </w:p>
+    <w:p>
+      <w:pPr>
+        <w:spacing w:after="0"/>
+        <w:rPr>
+          <w:rFonts w:ascii="Cordia New" w:hAnsi="Cordia New" w:cs="Cordia New"/>
+        </w:rPr>
+      </w:pPr>
+    </w:p>
+    <w:p>
+      <w:pPr>
+        <w:spacing w:after="0"/>
+        <w:rPr>
+          <w:rFonts w:ascii="Cordia New" w:hAnsi="Cordia New" w:cs="Cordia New" w:hint="cs"/>
+        </w:rPr>
+      </w:pPr>
+    </w:p>
+    <w:p>
+      <w:pPr>
+        <w:shd w:val="clear" w:color="auto" w:fill="FFFFFF"/>
+        <w:spacing w:before="100" w:beforeAutospacing="1" w:after="120" w:line="240" w:lineRule="auto"/>
+        <w:jc w:val="center"/>
+        <w:outlineLvl w:val="0"/>
+        <w:rPr>
+          <w:rFonts w:ascii="Segoe UI" w:eastAsia="Times New Roman" w:hAnsi="Segoe UI" w:cs="Segoe UI"/>
+          <w:b/>
+          <w:bCs/>
+          <w:color w:val="0C111D"/>
+          <w:kern w:val="36"/>
+          <w:sz w:val="48"/>
+          <w:szCs w:val="48"/>
+          <w:lang w:eastAsia="en-ZA"/>
+          <w14:ligatures w14:val="none"/>
+        </w:rPr>
+      </w:pPr>
+      <w:r>
+        <w:rPr>
+          <w:rFonts w:ascii="Segoe UI" w:eastAsia="Times New Roman" w:hAnsi="Segoe UI" w:cs="Segoe UI"/>
+          <w:b/>
+          <w:bCs/>
+          <w:color w:val="028090"/>
+          <w:kern w:val="36"/>
+          <w:sz w:val="48"/>
+          <w:szCs w:val="48"/>
+          <w:u w:val="single"/>
+          <w:lang w:eastAsia="en-ZA"/>
+          <w14:ligatures w14:val="none"/>
+        </w:rPr>
+        <w:lastRenderedPageBreak/>
+        <w:t>Practical Task</w:t>
+      </w:r>
+    </w:p>
+    <w:p>
+      <w:pPr>
+        <w:shd w:val="clear" w:color="auto" w:fill="FFFFFF"/>
+        <w:spacing w:before="100" w:beforeAutospacing="1" w:after="120" w:line="240" w:lineRule="auto"/>
+        <w:outlineLvl w:val="1"/>
+        <w:rPr>
+          <w:rFonts w:ascii="Segoe UI" w:eastAsia="Times New Roman" w:hAnsi="Segoe UI" w:cs="Segoe UI"/>
+          <w:b/>
+          <w:bCs/>
+          <w:color w:val="0C111D"/>
+          <w:kern w:val="0"/>
+          <w:sz w:val="36"/>
+          <w:szCs w:val="36"/>
+          <w:lang w:eastAsia="en-ZA"/>
+          <w14:ligatures w14:val="none"/>
+        </w:rPr>
+      </w:pPr>
+      <w:r>
+        <w:rPr>
+          <w:rFonts w:ascii="Segoe UI" w:eastAsia="Times New Roman" w:hAnsi="Segoe UI" w:cs="Segoe UI"/>
+          <w:b/>
+          <w:bCs/>
+          <w:color w:val="0C111D"/>
+          <w:kern w:val="0"/>
+          <w:sz w:val="36"/>
+          <w:szCs w:val="36"/>
+          <w:lang w:eastAsia="en-ZA"/>
+          <w14:ligatures w14:val="none"/>
+        </w:rPr>
+        <w:t>Task Overview</w:t>
+      </w:r>
+    </w:p>
+    <w:p>
+      <w:pPr>
+        <w:shd w:val="clear" w:color="auto" w:fill="FFFFFF"/>
+        <w:spacing w:before="100" w:beforeAutospacing="1" w:after="120" w:line="240" w:lineRule="auto"/>
+        <w:outlineLvl w:val="3"/>
+        <w:rPr>
+          <w:rFonts w:ascii="Segoe UI" w:eastAsia="Times New Roman" w:hAnsi="Segoe UI" w:cs="Segoe UI"/>
+          <w:b/>
+          <w:bCs/>
+          <w:color w:val="0C111D"/>
+          <w:kern w:val="0"/>
+          <w:lang w:eastAsia="en-ZA"/>
+          <w14:ligatures w14:val="none"/>
+        </w:rPr>
+      </w:pPr>
+      <w:r>
+        <w:rPr>
+          <w:rFonts w:ascii="Segoe UI" w:eastAsia="Times New Roman" w:hAnsi="Segoe UI" w:cs="Segoe UI"/>
+          <w:b/>
+          <w:bCs/>
+          <w:color w:val="0C111D"/>
+          <w:kern w:val="0"/>
+          <w:lang w:eastAsia="en-ZA"/>
+          <w14:ligatures w14:val="none"/>
+        </w:rPr>
+        <w:t>Student Info Formatter</w:t>
+      </w:r>
+    </w:p>
+    <w:p>
+      <w:pPr>
+        <w:shd w:val="clear" w:color="auto" w:fill="FFFFFF"/>
+        <w:spacing w:before="100" w:beforeAutospacing="1" w:after="360" w:line="240" w:lineRule="auto"/>
+        <w:rPr>
+          <w:rFonts w:ascii="Segoe UI" w:eastAsia="Times New Roman" w:hAnsi="Segoe UI" w:cs="Segoe UI"/>
+          <w:color w:val="333741"/>
+          <w:kern w:val="0"/>
+          <w:lang w:eastAsia="en-ZA"/>
+          <w14:ligatures w14:val="none"/>
+        </w:rPr>
+      </w:pPr>
+      <w:r>
+        <w:rPr>
+          <w:rFonts w:ascii="Segoe UI" w:eastAsia="Times New Roman" w:hAnsi="Segoe UI" w:cs="Segoe UI"/>
+          <w:color w:val="333741"/>
+          <w:kern w:val="0"/>
+          <w:lang w:eastAsia="en-ZA"/>
+          <w14:ligatures w14:val="none"/>
+        </w:rPr>
+        <w:t>Write a Python script called student_info.py that collects personal information from the user and displays it in a formatted profile card. The program must demonstrate correct use of all four data types, string manipulation, arithmetic, and the f-string output format.</w:t>
+      </w:r>
+    </w:p>
+    <w:p>
+      <w:pPr>
+        <w:shd w:val="clear" w:color="auto" w:fill="FFFFFF"/>
+        <w:spacing w:before="100" w:beforeAutospacing="1" w:after="120" w:line="240" w:lineRule="auto"/>
+        <w:outlineLvl w:val="1"/>
+        <w:rPr>
+          <w:rFonts w:ascii="Segoe UI" w:eastAsia="Times New Roman" w:hAnsi="Segoe UI" w:cs="Segoe UI"/>
+          <w:b/>
+          <w:bCs/>
+          <w:color w:val="0C111D"/>
+          <w:kern w:val="0"/>
+          <w:sz w:val="36"/>
+          <w:szCs w:val="36"/>
+          <w:lang w:eastAsia="en-ZA"/>
+          <w14:ligatures w14:val="none"/>
+        </w:rPr>
+      </w:pPr>
+      <w:r>
+        <w:rPr>
+          <w:rFonts w:ascii="Segoe UI" w:eastAsia="Times New Roman" w:hAnsi="Segoe UI" w:cs="Segoe UI"/>
+          <w:b/>
+          <w:bCs/>
+          <w:color w:val="0C111D"/>
+          <w:kern w:val="0"/>
+          <w:sz w:val="36"/>
+          <w:szCs w:val="36"/>
+          <w:lang w:eastAsia="en-ZA"/>
+          <w14:ligatures w14:val="none"/>
+        </w:rPr>
+        <w:t>Requirements</w:t>
+      </w:r>
+    </w:p>
+    <w:p>
+      <w:pPr>
+        <w:numPr>
+          <w:ilvl w:val="0"/>
+          <w:numId w:val="9"/>
+        </w:numPr>
+        <w:spacing w:before="100" w:beforeAutospacing="1" w:after="100" w:afterAutospacing="1" w:line="240" w:lineRule="auto"/>
+        <w:textAlignment w:val="baseline"/>
+        <w:rPr>
+          <w:rFonts w:ascii="Segoe UI" w:eastAsia="Times New Roman" w:hAnsi="Segoe UI" w:cs="Segoe UI"/>
+          <w:color w:val="333741"/>
+          <w:kern w:val="0"/>
+          <w:lang w:eastAsia="en-ZA"/>
+          <w14:ligatures w14:val="none"/>
+        </w:rPr>
+      </w:pPr>
+      <w:r>
+        <w:rPr>
+          <w:rFonts w:ascii="Segoe UI" w:eastAsia="Times New Roman" w:hAnsi="Segoe UI" w:cs="Segoe UI"/>
+          <w:color w:val="333741"/>
+          <w:kern w:val="0"/>
+          <w:lang w:eastAsia="en-ZA"/>
+          <w14:ligatures w14:val="none"/>
+        </w:rPr>
+        <w:t xml:space="preserve">Use </w:t>
+      </w:r>
+      <w:proofErr w:type="gramStart"/>
+      <w:r>
+        <w:rPr>
+          <w:rFonts w:ascii="Segoe UI" w:eastAsia="Times New Roman" w:hAnsi="Segoe UI" w:cs="Segoe UI"/>
+          <w:color w:val="333741"/>
+          <w:kern w:val="0"/>
+          <w:lang w:eastAsia="en-ZA"/>
+          <w14:ligatures w14:val="none"/>
+        </w:rPr>
+        <w:t>input(</w:t>
+      </w:r>
+      <w:proofErr w:type="gramEnd"/>
+      <w:r>
+        <w:rPr>
+          <w:rFonts w:ascii="Segoe UI" w:eastAsia="Times New Roman" w:hAnsi="Segoe UI" w:cs="Segoe UI"/>
+          <w:color w:val="333741"/>
+          <w:kern w:val="0"/>
+          <w:lang w:eastAsia="en-ZA"/>
+          <w14:ligatures w14:val="none"/>
+        </w:rPr>
+        <w:t>) to collect: first name, surname, age (as an integer), and a favourite number (as a float)</w:t>
+      </w:r>
+    </w:p>
+    <w:p>
+      <w:pPr>
+        <w:numPr>
+          <w:ilvl w:val="0"/>
+          <w:numId w:val="9"/>
+        </w:numPr>
+        <w:spacing w:before="100" w:beforeAutospacing="1" w:after="100" w:afterAutospacing="1" w:line="240" w:lineRule="auto"/>
+        <w:textAlignment w:val="baseline"/>
+        <w:rPr>
+          <w:rFonts w:ascii="Segoe UI" w:eastAsia="Times New Roman" w:hAnsi="Segoe UI" w:cs="Segoe UI"/>
+          <w:color w:val="333741"/>
+          <w:kern w:val="0"/>
+          <w:lang w:eastAsia="en-ZA"/>
+          <w14:ligatures w14:val="none"/>
+        </w:rPr>
+      </w:pPr>
+      <w:r>
+        <w:rPr>
+          <w:rFonts w:ascii="Segoe UI" w:eastAsia="Times New Roman" w:hAnsi="Segoe UI" w:cs="Segoe UI"/>
+          <w:color w:val="333741"/>
+          <w:kern w:val="0"/>
+          <w:lang w:eastAsia="en-ZA"/>
+          <w14:ligatures w14:val="none"/>
+        </w:rPr>
+        <w:t>Display a formatted greeting using an f-string: ‘Welcome, [Full Name]!’</w:t>
+      </w:r>
+    </w:p>
+    <w:p>
+      <w:pPr>
+        <w:numPr>
+          <w:ilvl w:val="0"/>
+          <w:numId w:val="9"/>
+        </w:numPr>
+        <w:spacing w:before="100" w:beforeAutospacing="1" w:after="100" w:afterAutospacing="1" w:line="240" w:lineRule="auto"/>
+        <w:textAlignment w:val="baseline"/>
+        <w:rPr>
+          <w:rFonts w:ascii="Segoe UI" w:eastAsia="Times New Roman" w:hAnsi="Segoe UI" w:cs="Segoe UI"/>
+          <w:color w:val="333741"/>
+          <w:kern w:val="0"/>
+          <w:lang w:eastAsia="en-ZA"/>
+          <w14:ligatures w14:val="none"/>
+        </w:rPr>
+      </w:pPr>
+      <w:r>
+        <w:rPr>
+          <w:rFonts w:ascii="Segoe UI" w:eastAsia="Times New Roman" w:hAnsi="Segoe UI" w:cs="Segoe UI"/>
+          <w:color w:val="333741"/>
+          <w:kern w:val="0"/>
+          <w:lang w:eastAsia="en-ZA"/>
+          <w14:ligatures w14:val="none"/>
+        </w:rPr>
+        <w:t xml:space="preserve">Display the name in UPPERCASE </w:t>
+      </w:r>
+      <w:proofErr w:type="gramStart"/>
+      <w:r>
+        <w:rPr>
+          <w:rFonts w:ascii="Segoe UI" w:eastAsia="Times New Roman" w:hAnsi="Segoe UI" w:cs="Segoe UI"/>
+          <w:color w:val="333741"/>
+          <w:kern w:val="0"/>
+          <w:lang w:eastAsia="en-ZA"/>
+          <w14:ligatures w14:val="none"/>
+        </w:rPr>
+        <w:t>using .upper</w:t>
+      </w:r>
+      <w:proofErr w:type="gramEnd"/>
+      <w:r>
+        <w:rPr>
+          <w:rFonts w:ascii="Segoe UI" w:eastAsia="Times New Roman" w:hAnsi="Segoe UI" w:cs="Segoe UI"/>
+          <w:color w:val="333741"/>
+          <w:kern w:val="0"/>
+          <w:lang w:eastAsia="en-ZA"/>
+          <w14:ligatures w14:val="none"/>
+        </w:rPr>
+        <w:t xml:space="preserve">() and in Title Case </w:t>
+      </w:r>
+      <w:proofErr w:type="gramStart"/>
+      <w:r>
+        <w:rPr>
+          <w:rFonts w:ascii="Segoe UI" w:eastAsia="Times New Roman" w:hAnsi="Segoe UI" w:cs="Segoe UI"/>
+          <w:color w:val="333741"/>
+          <w:kern w:val="0"/>
+          <w:lang w:eastAsia="en-ZA"/>
+          <w14:ligatures w14:val="none"/>
+        </w:rPr>
+        <w:t>using .title</w:t>
+      </w:r>
+      <w:proofErr w:type="gramEnd"/>
+      <w:r>
+        <w:rPr>
+          <w:rFonts w:ascii="Segoe UI" w:eastAsia="Times New Roman" w:hAnsi="Segoe UI" w:cs="Segoe UI"/>
+          <w:color w:val="333741"/>
+          <w:kern w:val="0"/>
+          <w:lang w:eastAsia="en-ZA"/>
+          <w14:ligatures w14:val="none"/>
+        </w:rPr>
+        <w:t>()</w:t>
+      </w:r>
+    </w:p>
+    <w:p>
+      <w:pPr>
+        <w:numPr>
+          <w:ilvl w:val="0"/>
+          <w:numId w:val="9"/>
+        </w:numPr>
+        <w:spacing w:before="100" w:beforeAutospacing="1" w:after="100" w:afterAutospacing="1" w:line="240" w:lineRule="auto"/>
+        <w:textAlignment w:val="baseline"/>
+        <w:rPr>
+          <w:rFonts w:ascii="Segoe UI" w:eastAsia="Times New Roman" w:hAnsi="Segoe UI" w:cs="Segoe UI"/>
+          <w:color w:val="333741"/>
+          <w:kern w:val="0"/>
+          <w:lang w:eastAsia="en-ZA"/>
+          <w14:ligatures w14:val="none"/>
+        </w:rPr>
+      </w:pPr>
+      <w:r>
+        <w:rPr>
+          <w:rFonts w:ascii="Segoe UI" w:eastAsia="Times New Roman" w:hAnsi="Segoe UI" w:cs="Segoe UI"/>
+          <w:color w:val="333741"/>
+          <w:kern w:val="0"/>
+          <w:lang w:eastAsia="en-ZA"/>
+          <w14:ligatures w14:val="none"/>
+        </w:rPr>
+        <w:t>Calculate and display the age in months (age × 12)</w:t>
+      </w:r>
+    </w:p>
+    <w:p>
+      <w:pPr>
+        <w:numPr>
+          <w:ilvl w:val="0"/>
+          <w:numId w:val="9"/>
+        </w:numPr>
+        <w:spacing w:before="100" w:beforeAutospacing="1" w:after="100" w:afterAutospacing="1" w:line="240" w:lineRule="auto"/>
+        <w:textAlignment w:val="baseline"/>
+        <w:rPr>
+          <w:rFonts w:ascii="Segoe UI" w:eastAsia="Times New Roman" w:hAnsi="Segoe UI" w:cs="Segoe UI"/>
+          <w:color w:val="333741"/>
+          <w:kern w:val="0"/>
+          <w:lang w:eastAsia="en-ZA"/>
+          <w14:ligatures w14:val="none"/>
+        </w:rPr>
+      </w:pPr>
+      <w:r>
+        <w:rPr>
+          <w:rFonts w:ascii="Segoe UI" w:eastAsia="Times New Roman" w:hAnsi="Segoe UI" w:cs="Segoe UI"/>
+          <w:color w:val="333741"/>
+          <w:kern w:val="0"/>
+          <w:lang w:eastAsia="en-ZA"/>
+          <w14:ligatures w14:val="none"/>
+        </w:rPr>
+        <w:t xml:space="preserve">Round the favourite number to 2 decimal places using </w:t>
+      </w:r>
+      <w:proofErr w:type="gramStart"/>
+      <w:r>
+        <w:rPr>
+          <w:rFonts w:ascii="Segoe UI" w:eastAsia="Times New Roman" w:hAnsi="Segoe UI" w:cs="Segoe UI"/>
+          <w:color w:val="333741"/>
+          <w:kern w:val="0"/>
+          <w:lang w:eastAsia="en-ZA"/>
+          <w14:ligatures w14:val="none"/>
+        </w:rPr>
+        <w:t>round(</w:t>
+      </w:r>
+      <w:proofErr w:type="gramEnd"/>
+      <w:r>
+        <w:rPr>
+          <w:rFonts w:ascii="Segoe UI" w:eastAsia="Times New Roman" w:hAnsi="Segoe UI" w:cs="Segoe UI"/>
+          <w:color w:val="333741"/>
+          <w:kern w:val="0"/>
+          <w:lang w:eastAsia="en-ZA"/>
+          <w14:ligatures w14:val="none"/>
+        </w:rPr>
+        <w:t>)</w:t>
+      </w:r>
+    </w:p>
+    <w:p>
+      <w:pPr>
+        <w:numPr>
+          <w:ilvl w:val="0"/>
+          <w:numId w:val="9"/>
+        </w:numPr>
+        <w:spacing w:before="100" w:beforeAutospacing="1" w:after="100" w:afterAutospacing="1" w:line="240" w:lineRule="auto"/>
+        <w:textAlignment w:val="baseline"/>
+        <w:rPr>
+          <w:rFonts w:ascii="Segoe UI" w:eastAsia="Times New Roman" w:hAnsi="Segoe UI" w:cs="Segoe UI"/>
+          <w:color w:val="333741"/>
+          <w:kern w:val="0"/>
+          <w:lang w:eastAsia="en-ZA"/>
+          <w14:ligatures w14:val="none"/>
+        </w:rPr>
+      </w:pPr>
+      <w:r>
+        <w:rPr>
+          <w:rFonts w:ascii="Segoe UI" w:eastAsia="Times New Roman" w:hAnsi="Segoe UI" w:cs="Segoe UI"/>
+          <w:color w:val="333741"/>
+          <w:kern w:val="0"/>
+          <w:lang w:eastAsia="en-ZA"/>
+          <w14:ligatures w14:val="none"/>
+        </w:rPr>
+        <w:t xml:space="preserve">Print the data type of each collected value using </w:t>
+      </w:r>
+      <w:proofErr w:type="gramStart"/>
+      <w:r>
+        <w:rPr>
+          <w:rFonts w:ascii="Segoe UI" w:eastAsia="Times New Roman" w:hAnsi="Segoe UI" w:cs="Segoe UI"/>
+          <w:color w:val="333741"/>
+          <w:kern w:val="0"/>
+          <w:lang w:eastAsia="en-ZA"/>
+          <w14:ligatures w14:val="none"/>
+        </w:rPr>
+        <w:t>type(</w:t>
+      </w:r>
+      <w:proofErr w:type="gramEnd"/>
+      <w:r>
+        <w:rPr>
+          <w:rFonts w:ascii="Segoe UI" w:eastAsia="Times New Roman" w:hAnsi="Segoe UI" w:cs="Segoe UI"/>
+          <w:color w:val="333741"/>
+          <w:kern w:val="0"/>
+          <w:lang w:eastAsia="en-ZA"/>
+          <w14:ligatures w14:val="none"/>
+        </w:rPr>
+        <w:t>)</w:t>
+      </w:r>
+    </w:p>
+    <w:p>
+      <w:pPr>
+        <w:pStyle w:val="ListParagraph"/>
+        <w:numPr>
+          <w:ilvl w:val="0"/>
+          <w:numId w:val="8"/>
+        </w:numPr>
+        <w:shd w:val="clear" w:color="auto" w:fill="000000"/>
+        <w:spacing w:after="0" w:line="285" w:lineRule="atLeast"/>
+        <w:rPr>
+          <w:rFonts w:ascii="Consolas" w:eastAsia="Times New Roman" w:hAnsi="Consolas" w:cs="Times New Roman"/>
+          <w:color w:val="FFFFFF"/>
+          <w:kern w:val="0"/>
+          <w:sz w:val="21"/>
+          <w:szCs w:val="21"/>
+          <w:lang w:eastAsia="en-ZA"/>
+          <w14:ligatures w14:val="none"/>
+        </w:rPr>
+      </w:pPr>
+      <w:proofErr w:type="spellStart"/>
+      <w:r>
+        <w:rPr>
+          <w:rFonts w:ascii="Consolas" w:eastAsia="Times New Roman" w:hAnsi="Consolas" w:cs="Times New Roman"/>
+          <w:color w:val="9CDCFE"/>
+          <w:kern w:val="0"/>
+          <w:sz w:val="21"/>
+          <w:szCs w:val="21"/>
+          <w:lang w:eastAsia="en-ZA"/>
+          <w14:ligatures w14:val="none"/>
+        </w:rPr>
+        <w:t>Firstname</w:t>
+      </w:r>
+      <w:proofErr w:type="spellEnd"/>
+      <w:r>
+        <w:rPr>
+          <w:rFonts w:ascii="Consolas" w:eastAsia="Times New Roman" w:hAnsi="Consolas" w:cs="Times New Roman"/>
+          <w:color w:val="FFFFFF"/>
+          <w:kern w:val="0"/>
+          <w:sz w:val="21"/>
+          <w:szCs w:val="21"/>
+          <w:lang w:eastAsia="en-ZA"/>
+          <w14:ligatures w14:val="none"/>
+        </w:rPr>
+        <w:t xml:space="preserve"> </w:t>
+      </w:r>
+      <w:r>
+        <w:rPr>
+          <w:rFonts w:ascii="Consolas" w:eastAsia="Times New Roman" w:hAnsi="Consolas" w:cs="Times New Roman"/>
+          <w:color w:val="D4D4D4"/>
+          <w:kern w:val="0"/>
+          <w:sz w:val="21"/>
+          <w:szCs w:val="21"/>
+          <w:lang w:eastAsia="en-ZA"/>
+          <w14:ligatures w14:val="none"/>
+        </w:rPr>
+        <w:t>=</w:t>
+      </w:r>
+      <w:r>
+        <w:rPr>
+          <w:rFonts w:ascii="Consolas" w:eastAsia="Times New Roman" w:hAnsi="Consolas" w:cs="Times New Roman"/>
+          <w:color w:val="FFFFFF"/>
+          <w:kern w:val="0"/>
+          <w:sz w:val="21"/>
+          <w:szCs w:val="21"/>
+          <w:lang w:eastAsia="en-ZA"/>
+          <w14:ligatures w14:val="none"/>
+        </w:rPr>
+        <w:t xml:space="preserve"> </w:t>
+      </w:r>
+      <w:proofErr w:type="gramStart"/>
+      <w:r>
+        <w:rPr>
+          <w:rFonts w:ascii="Consolas" w:eastAsia="Times New Roman" w:hAnsi="Consolas" w:cs="Times New Roman"/>
+          <w:color w:val="DCDCAA"/>
+          <w:kern w:val="0"/>
+          <w:sz w:val="21"/>
+          <w:szCs w:val="21"/>
+          <w:lang w:eastAsia="en-ZA"/>
+          <w14:ligatures w14:val="none"/>
+        </w:rPr>
+        <w:t>input</w:t>
+      </w:r>
+      <w:r>
+        <w:rPr>
+          <w:rFonts w:ascii="Consolas" w:eastAsia="Times New Roman" w:hAnsi="Consolas" w:cs="Times New Roman"/>
+          <w:color w:val="FFFFFF"/>
+          <w:kern w:val="0"/>
+          <w:sz w:val="21"/>
+          <w:szCs w:val="21"/>
+          <w:lang w:eastAsia="en-ZA"/>
+          <w14:ligatures w14:val="none"/>
+        </w:rPr>
+        <w:t>(</w:t>
+      </w:r>
+      <w:proofErr w:type="gramEnd"/>
+      <w:r>
+        <w:rPr>
+          <w:rFonts w:ascii="Consolas" w:eastAsia="Times New Roman" w:hAnsi="Consolas" w:cs="Times New Roman"/>
+          <w:color w:val="CE9178"/>
+          <w:kern w:val="0"/>
+          <w:sz w:val="21"/>
+          <w:szCs w:val="21"/>
+          <w:lang w:eastAsia="en-ZA"/>
+          <w14:ligatures w14:val="none"/>
+        </w:rPr>
+        <w:t xml:space="preserve">"What is your </w:t>
+      </w:r>
+      <w:proofErr w:type="spellStart"/>
+      <w:r>
+        <w:rPr>
+          <w:rFonts w:ascii="Consolas" w:eastAsia="Times New Roman" w:hAnsi="Consolas" w:cs="Times New Roman"/>
+          <w:color w:val="CE9178"/>
+          <w:kern w:val="0"/>
+          <w:sz w:val="21"/>
+          <w:szCs w:val="21"/>
+          <w:lang w:eastAsia="en-ZA"/>
+          <w14:ligatures w14:val="none"/>
+        </w:rPr>
+        <w:t>Firstname</w:t>
+      </w:r>
+      <w:proofErr w:type="spellEnd"/>
+      <w:r>
+        <w:rPr>
+          <w:rFonts w:ascii="Consolas" w:eastAsia="Times New Roman" w:hAnsi="Consolas" w:cs="Times New Roman"/>
+          <w:color w:val="CE9178"/>
+          <w:kern w:val="0"/>
+          <w:sz w:val="21"/>
+          <w:szCs w:val="21"/>
+          <w:lang w:eastAsia="en-ZA"/>
+          <w14:ligatures w14:val="none"/>
+        </w:rPr>
+        <w:t>? "</w:t>
+      </w:r>
+      <w:r>
+        <w:rPr>
+          <w:rFonts w:ascii="Consolas" w:eastAsia="Times New Roman" w:hAnsi="Consolas" w:cs="Times New Roman"/>
+          <w:color w:val="FFFFFF"/>
+          <w:kern w:val="0"/>
+          <w:sz w:val="21"/>
+          <w:szCs w:val="21"/>
+          <w:lang w:eastAsia="en-ZA"/>
+          <w14:ligatures w14:val="none"/>
+        </w:rPr>
+        <w:t>)</w:t>
+      </w:r>
+    </w:p>
+    <w:p>
+      <w:pPr>
+        <w:pStyle w:val="ListParagraph"/>
+        <w:numPr>
+          <w:ilvl w:val="0"/>
+          <w:numId w:val="8"/>
+        </w:numPr>
+        <w:shd w:val="clear" w:color="auto" w:fill="000000"/>
+        <w:spacing w:after="0" w:line="285" w:lineRule="atLeast"/>
+        <w:rPr>
+          <w:rFonts w:ascii="Consolas" w:eastAsia="Times New Roman" w:hAnsi="Consolas" w:cs="Times New Roman"/>
+          <w:color w:val="FFFFFF"/>
+          <w:kern w:val="0"/>
+          <w:sz w:val="21"/>
+          <w:szCs w:val="21"/>
+          <w:lang w:eastAsia="en-ZA"/>
+          <w14:ligatures w14:val="none"/>
+        </w:rPr>
+      </w:pPr>
+      <w:r>
+        <w:rPr>
+          <w:rFonts w:ascii="Consolas" w:eastAsia="Times New Roman" w:hAnsi="Consolas" w:cs="Times New Roman"/>
+          <w:color w:val="9CDCFE"/>
+          <w:kern w:val="0"/>
+          <w:sz w:val="21"/>
+          <w:szCs w:val="21"/>
+          <w:lang w:eastAsia="en-ZA"/>
+          <w14:ligatures w14:val="none"/>
+        </w:rPr>
+        <w:t>Surname</w:t>
+      </w:r>
+      <w:r>
+        <w:rPr>
+          <w:rFonts w:ascii="Consolas" w:eastAsia="Times New Roman" w:hAnsi="Consolas" w:cs="Times New Roman"/>
+          <w:color w:val="FFFFFF"/>
+          <w:kern w:val="0"/>
+          <w:sz w:val="21"/>
+          <w:szCs w:val="21"/>
+          <w:lang w:eastAsia="en-ZA"/>
+          <w14:ligatures w14:val="none"/>
+        </w:rPr>
+        <w:t xml:space="preserve"> </w:t>
+      </w:r>
+      <w:r>
+        <w:rPr>
+          <w:rFonts w:ascii="Consolas" w:eastAsia="Times New Roman" w:hAnsi="Consolas" w:cs="Times New Roman"/>
+          <w:color w:val="D4D4D4"/>
+          <w:kern w:val="0"/>
+          <w:sz w:val="21"/>
+          <w:szCs w:val="21"/>
+          <w:lang w:eastAsia="en-ZA"/>
+          <w14:ligatures w14:val="none"/>
+        </w:rPr>
+        <w:t>=</w:t>
+      </w:r>
+      <w:r>
+        <w:rPr>
+          <w:rFonts w:ascii="Consolas" w:eastAsia="Times New Roman" w:hAnsi="Consolas" w:cs="Times New Roman"/>
+          <w:color w:val="FFFFFF"/>
+          <w:kern w:val="0"/>
+          <w:sz w:val="21"/>
+          <w:szCs w:val="21"/>
+          <w:lang w:eastAsia="en-ZA"/>
+          <w14:ligatures w14:val="none"/>
+        </w:rPr>
+        <w:t xml:space="preserve"> </w:t>
+      </w:r>
+      <w:proofErr w:type="gramStart"/>
+      <w:r>
+        <w:rPr>
+          <w:rFonts w:ascii="Consolas" w:eastAsia="Times New Roman" w:hAnsi="Consolas" w:cs="Times New Roman"/>
+          <w:color w:val="DCDCAA"/>
+          <w:kern w:val="0"/>
+          <w:sz w:val="21"/>
+          <w:szCs w:val="21"/>
+          <w:lang w:eastAsia="en-ZA"/>
+          <w14:ligatures w14:val="none"/>
+        </w:rPr>
+        <w:t>input</w:t>
+      </w:r>
+      <w:r>
+        <w:rPr>
+          <w:rFonts w:ascii="Consolas" w:eastAsia="Times New Roman" w:hAnsi="Consolas" w:cs="Times New Roman"/>
+          <w:color w:val="FFFFFF"/>
+          <w:kern w:val="0"/>
+          <w:sz w:val="21"/>
+          <w:szCs w:val="21"/>
+          <w:lang w:eastAsia="en-ZA"/>
+          <w14:ligatures w14:val="none"/>
+        </w:rPr>
+        <w:t>(</w:t>
+      </w:r>
+      <w:proofErr w:type="gramEnd"/>
+      <w:r>
+        <w:rPr>
+          <w:rFonts w:ascii="Consolas" w:eastAsia="Times New Roman" w:hAnsi="Consolas" w:cs="Times New Roman"/>
+          <w:color w:val="CE9178"/>
+          <w:kern w:val="0"/>
+          <w:sz w:val="21"/>
+          <w:szCs w:val="21"/>
+          <w:lang w:eastAsia="en-ZA"/>
+          <w14:ligatures w14:val="none"/>
+        </w:rPr>
+        <w:t>"What is your Surname? "</w:t>
+      </w:r>
+      <w:r>
+        <w:rPr>
+          <w:rFonts w:ascii="Consolas" w:eastAsia="Times New Roman" w:hAnsi="Consolas" w:cs="Times New Roman"/>
+          <w:color w:val="FFFFFF"/>
+          <w:kern w:val="0"/>
+          <w:sz w:val="21"/>
+          <w:szCs w:val="21"/>
+          <w:lang w:eastAsia="en-ZA"/>
+          <w14:ligatures w14:val="none"/>
+        </w:rPr>
+        <w:t>)</w:t>
+      </w:r>
+    </w:p>
+    <w:p>
+      <w:pPr>
+        <w:pStyle w:val="ListParagraph"/>
+        <w:numPr>
+          <w:ilvl w:val="0"/>
+          <w:numId w:val="8"/>
+        </w:numPr>
+        <w:shd w:val="clear" w:color="auto" w:fill="000000"/>
+        <w:spacing w:after="0" w:line="285" w:lineRule="atLeast"/>
+        <w:rPr>
+          <w:rFonts w:ascii="Consolas" w:eastAsia="Times New Roman" w:hAnsi="Consolas" w:cs="Times New Roman"/>
+          <w:color w:val="FFFFFF"/>
+          <w:kern w:val="0"/>
+          <w:sz w:val="21"/>
+          <w:szCs w:val="21"/>
+          <w:lang w:eastAsia="en-ZA"/>
+          <w14:ligatures w14:val="none"/>
+        </w:rPr>
+      </w:pPr>
+      <w:r>
+        <w:rPr>
+          <w:rFonts w:ascii="Consolas" w:eastAsia="Times New Roman" w:hAnsi="Consolas" w:cs="Times New Roman"/>
+          <w:color w:val="9CDCFE"/>
+          <w:kern w:val="0"/>
+          <w:sz w:val="21"/>
+          <w:szCs w:val="21"/>
+          <w:lang w:eastAsia="en-ZA"/>
+          <w14:ligatures w14:val="none"/>
+        </w:rPr>
+        <w:t>Age</w:t>
+      </w:r>
+      <w:r>
+        <w:rPr>
+          <w:rFonts w:ascii="Consolas" w:eastAsia="Times New Roman" w:hAnsi="Consolas" w:cs="Times New Roman"/>
+          <w:color w:val="FFFFFF"/>
+          <w:kern w:val="0"/>
+          <w:sz w:val="21"/>
+          <w:szCs w:val="21"/>
+          <w:lang w:eastAsia="en-ZA"/>
+          <w14:ligatures w14:val="none"/>
+        </w:rPr>
+        <w:t xml:space="preserve"> </w:t>
+      </w:r>
+      <w:r>
+        <w:rPr>
+          <w:rFonts w:ascii="Consolas" w:eastAsia="Times New Roman" w:hAnsi="Consolas" w:cs="Times New Roman"/>
+          <w:color w:val="D4D4D4"/>
+          <w:kern w:val="0"/>
+          <w:sz w:val="21"/>
+          <w:szCs w:val="21"/>
+          <w:lang w:eastAsia="en-ZA"/>
+          <w14:ligatures w14:val="none"/>
+        </w:rPr>
+        <w:t>=</w:t>
+      </w:r>
+      <w:r>
+        <w:rPr>
+          <w:rFonts w:ascii="Consolas" w:eastAsia="Times New Roman" w:hAnsi="Consolas" w:cs="Times New Roman"/>
+          <w:color w:val="FFFFFF"/>
+          <w:kern w:val="0"/>
+          <w:sz w:val="21"/>
+          <w:szCs w:val="21"/>
+          <w:lang w:eastAsia="en-ZA"/>
+          <w14:ligatures w14:val="none"/>
+        </w:rPr>
+        <w:t xml:space="preserve"> </w:t>
+      </w:r>
+      <w:proofErr w:type="gramStart"/>
+      <w:r>
+        <w:rPr>
+          <w:rFonts w:ascii="Consolas" w:eastAsia="Times New Roman" w:hAnsi="Consolas" w:cs="Times New Roman"/>
+          <w:color w:val="4EC9B0"/>
+          <w:kern w:val="0"/>
+          <w:sz w:val="21"/>
+          <w:szCs w:val="21"/>
+          <w:lang w:eastAsia="en-ZA"/>
+          <w14:ligatures w14:val="none"/>
+        </w:rPr>
+        <w:t>int</w:t>
+      </w:r>
+      <w:r>
+        <w:rPr>
+          <w:rFonts w:ascii="Consolas" w:eastAsia="Times New Roman" w:hAnsi="Consolas" w:cs="Times New Roman"/>
+          <w:color w:val="FFFFFF"/>
+          <w:kern w:val="0"/>
+          <w:sz w:val="21"/>
+          <w:szCs w:val="21"/>
+          <w:lang w:eastAsia="en-ZA"/>
+          <w14:ligatures w14:val="none"/>
+        </w:rPr>
+        <w:t>(</w:t>
+      </w:r>
+      <w:r>
+        <w:rPr>
+          <w:rFonts w:ascii="Consolas" w:eastAsia="Times New Roman" w:hAnsi="Consolas" w:cs="Times New Roman"/>
+          <w:color w:val="DCDCAA"/>
+          <w:kern w:val="0"/>
+          <w:sz w:val="21"/>
+          <w:szCs w:val="21"/>
+          <w:lang w:eastAsia="en-ZA"/>
+          <w14:ligatures w14:val="none"/>
+        </w:rPr>
+        <w:t>input</w:t>
+      </w:r>
+      <w:r>
+        <w:rPr>
+          <w:rFonts w:ascii="Consolas" w:eastAsia="Times New Roman" w:hAnsi="Consolas" w:cs="Times New Roman"/>
+          <w:color w:val="FFFFFF"/>
+          <w:kern w:val="0"/>
+          <w:sz w:val="21"/>
+          <w:szCs w:val="21"/>
+          <w:lang w:eastAsia="en-ZA"/>
+          <w14:ligatures w14:val="none"/>
+        </w:rPr>
+        <w:t>(</w:t>
+      </w:r>
+      <w:proofErr w:type="gramEnd"/>
+      <w:r>
+        <w:rPr>
+          <w:rFonts w:ascii="Consolas" w:eastAsia="Times New Roman" w:hAnsi="Consolas" w:cs="Times New Roman"/>
+          <w:color w:val="CE9178"/>
+          <w:kern w:val="0"/>
+          <w:sz w:val="21"/>
+          <w:szCs w:val="21"/>
+          <w:lang w:eastAsia="en-ZA"/>
+          <w14:ligatures w14:val="none"/>
+        </w:rPr>
+        <w:t>"What is your Age? "</w:t>
+      </w:r>
+      <w:r>
+        <w:rPr>
+          <w:rFonts w:ascii="Consolas" w:eastAsia="Times New Roman" w:hAnsi="Consolas" w:cs="Times New Roman"/>
+          <w:color w:val="FFFFFF"/>
+          <w:kern w:val="0"/>
+          <w:sz w:val="21"/>
+          <w:szCs w:val="21"/>
+          <w:lang w:eastAsia="en-ZA"/>
+          <w14:ligatures w14:val="none"/>
+        </w:rPr>
+        <w:t>))</w:t>
+      </w:r>
+    </w:p>
+    <w:p>
+      <w:pPr>
+        <w:pStyle w:val="ListParagraph"/>
+        <w:numPr>
+          <w:ilvl w:val="0"/>
+          <w:numId w:val="8"/>
+        </w:numPr>
+        <w:shd w:val="clear" w:color="auto" w:fill="000000"/>
+        <w:spacing w:after="0" w:line="285" w:lineRule="atLeast"/>
+        <w:rPr>
+          <w:rFonts w:ascii="Consolas" w:eastAsia="Times New Roman" w:hAnsi="Consolas" w:cs="Times New Roman"/>
+          <w:color w:val="FFFFFF"/>
+          <w:kern w:val="0"/>
+          <w:sz w:val="21"/>
+          <w:szCs w:val="21"/>
+          <w:lang w:eastAsia="en-ZA"/>
+          <w14:ligatures w14:val="none"/>
+        </w:rPr>
+      </w:pPr>
+      <w:proofErr w:type="spellStart"/>
+      <w:r>
+        <w:rPr>
+          <w:rFonts w:ascii="Consolas" w:eastAsia="Times New Roman" w:hAnsi="Consolas" w:cs="Times New Roman"/>
+          <w:color w:val="9CDCFE"/>
+          <w:kern w:val="0"/>
+          <w:sz w:val="21"/>
+          <w:szCs w:val="21"/>
+          <w:lang w:eastAsia="en-ZA"/>
+          <w14:ligatures w14:val="none"/>
+        </w:rPr>
+        <w:t>FavouriteNumber</w:t>
+      </w:r>
+      <w:proofErr w:type="spellEnd"/>
+      <w:r>
+        <w:rPr>
+          <w:rFonts w:ascii="Consolas" w:eastAsia="Times New Roman" w:hAnsi="Consolas" w:cs="Times New Roman"/>
+          <w:color w:val="FFFFFF"/>
+          <w:kern w:val="0"/>
+          <w:sz w:val="21"/>
+          <w:szCs w:val="21"/>
+          <w:lang w:eastAsia="en-ZA"/>
+          <w14:ligatures w14:val="none"/>
+        </w:rPr>
+        <w:t xml:space="preserve"> </w:t>
+      </w:r>
+      <w:r>
+        <w:rPr>
+          <w:rFonts w:ascii="Consolas" w:eastAsia="Times New Roman" w:hAnsi="Consolas" w:cs="Times New Roman"/>
+          <w:color w:val="D4D4D4"/>
+          <w:kern w:val="0"/>
+          <w:sz w:val="21"/>
+          <w:szCs w:val="21"/>
+          <w:lang w:eastAsia="en-ZA"/>
+          <w14:ligatures w14:val="none"/>
+        </w:rPr>
+        <w:t>=</w:t>
+      </w:r>
+      <w:r>
+        <w:rPr>
+          <w:rFonts w:ascii="Consolas" w:eastAsia="Times New Roman" w:hAnsi="Consolas" w:cs="Times New Roman"/>
+          <w:color w:val="FFFFFF"/>
+          <w:kern w:val="0"/>
+          <w:sz w:val="21"/>
+          <w:szCs w:val="21"/>
+          <w:lang w:eastAsia="en-ZA"/>
+          <w14:ligatures w14:val="none"/>
+        </w:rPr>
+        <w:t xml:space="preserve"> </w:t>
+      </w:r>
+      <w:proofErr w:type="gramStart"/>
+      <w:r>
+        <w:rPr>
+          <w:rFonts w:ascii="Consolas" w:eastAsia="Times New Roman" w:hAnsi="Consolas" w:cs="Times New Roman"/>
+          <w:color w:val="4EC9B0"/>
+          <w:kern w:val="0"/>
+          <w:sz w:val="21"/>
+          <w:szCs w:val="21"/>
+          <w:lang w:eastAsia="en-ZA"/>
+          <w14:ligatures w14:val="none"/>
+        </w:rPr>
+        <w:t>float</w:t>
+      </w:r>
+      <w:r>
+        <w:rPr>
+          <w:rFonts w:ascii="Consolas" w:eastAsia="Times New Roman" w:hAnsi="Consolas" w:cs="Times New Roman"/>
+          <w:color w:val="FFFFFF"/>
+          <w:kern w:val="0"/>
+          <w:sz w:val="21"/>
+          <w:szCs w:val="21"/>
+          <w:lang w:eastAsia="en-ZA"/>
+          <w14:ligatures w14:val="none"/>
+        </w:rPr>
+        <w:t>(</w:t>
+      </w:r>
+      <w:r>
+        <w:rPr>
+          <w:rFonts w:ascii="Consolas" w:eastAsia="Times New Roman" w:hAnsi="Consolas" w:cs="Times New Roman"/>
+          <w:color w:val="DCDCAA"/>
+          <w:kern w:val="0"/>
+          <w:sz w:val="21"/>
+          <w:szCs w:val="21"/>
+          <w:lang w:eastAsia="en-ZA"/>
+          <w14:ligatures w14:val="none"/>
+        </w:rPr>
+        <w:t>input</w:t>
+      </w:r>
+      <w:r>
+        <w:rPr>
+          <w:rFonts w:ascii="Consolas" w:eastAsia="Times New Roman" w:hAnsi="Consolas" w:cs="Times New Roman"/>
+          <w:color w:val="FFFFFF"/>
+          <w:kern w:val="0"/>
+          <w:sz w:val="21"/>
+          <w:szCs w:val="21"/>
+          <w:lang w:eastAsia="en-ZA"/>
+          <w14:ligatures w14:val="none"/>
+        </w:rPr>
+        <w:t>(</w:t>
+      </w:r>
+      <w:proofErr w:type="gramEnd"/>
+      <w:r>
+        <w:rPr>
+          <w:rFonts w:ascii="Consolas" w:eastAsia="Times New Roman" w:hAnsi="Consolas" w:cs="Times New Roman"/>
+          <w:color w:val="CE9178"/>
+          <w:kern w:val="0"/>
+          <w:sz w:val="21"/>
+          <w:szCs w:val="21"/>
+          <w:lang w:eastAsia="en-ZA"/>
+          <w14:ligatures w14:val="none"/>
+        </w:rPr>
+        <w:t>"What is your Favourite Number? "</w:t>
+      </w:r>
+      <w:r>
+        <w:rPr>
+          <w:rFonts w:ascii="Consolas" w:eastAsia="Times New Roman" w:hAnsi="Consolas" w:cs="Times New Roman"/>
+          <w:color w:val="FFFFFF"/>
+          <w:kern w:val="0"/>
+          <w:sz w:val="21"/>
+          <w:szCs w:val="21"/>
+          <w:lang w:eastAsia="en-ZA"/>
+          <w14:ligatures w14:val="none"/>
+        </w:rPr>
+        <w:t>))</w:t>
+      </w:r>
+    </w:p>
+    <w:p>
+      <w:pPr>
+        <w:pStyle w:val="ListParagraph"/>
+        <w:numPr>
+          <w:ilvl w:val="0"/>
+          <w:numId w:val="8"/>
+        </w:numPr>
+        <w:shd w:val="clear" w:color="auto" w:fill="000000"/>
+        <w:spacing w:after="0" w:line="285" w:lineRule="atLeast"/>
+        <w:rPr>
+          <w:rFonts w:ascii="Consolas" w:eastAsia="Times New Roman" w:hAnsi="Consolas" w:cs="Times New Roman"/>
+          <w:color w:val="FFFFFF"/>
+          <w:kern w:val="0"/>
+          <w:sz w:val="21"/>
+          <w:szCs w:val="21"/>
+          <w:lang w:eastAsia="en-ZA"/>
+          <w14:ligatures w14:val="none"/>
+        </w:rPr>
+      </w:pPr>
+    </w:p>
+    <w:p>
+      <w:pPr>
+        <w:pStyle w:val="ListParagraph"/>
+        <w:numPr>
+          <w:ilvl w:val="0"/>
+          <w:numId w:val="8"/>
+        </w:numPr>
+        <w:shd w:val="clear" w:color="auto" w:fill="000000"/>
+        <w:spacing w:after="0" w:line="285" w:lineRule="atLeast"/>
+        <w:rPr>
+          <w:rFonts w:ascii="Consolas" w:eastAsia="Times New Roman" w:hAnsi="Consolas" w:cs="Times New Roman"/>
+          <w:color w:val="FFFFFF"/>
+          <w:kern w:val="0"/>
+          <w:sz w:val="21"/>
+          <w:szCs w:val="21"/>
+          <w:lang w:eastAsia="en-ZA"/>
+          <w14:ligatures w14:val="none"/>
+        </w:rPr>
+      </w:pPr>
+      <w:proofErr w:type="gramStart"/>
+      <w:r>
+        <w:rPr>
+          <w:rFonts w:ascii="Consolas" w:eastAsia="Times New Roman" w:hAnsi="Consolas" w:cs="Times New Roman"/>
+          <w:color w:val="DCDCAA"/>
+          <w:kern w:val="0"/>
+          <w:sz w:val="21"/>
+          <w:szCs w:val="21"/>
+          <w:lang w:eastAsia="en-ZA"/>
+          <w14:ligatures w14:val="none"/>
+        </w:rPr>
+        <w:t>print</w:t>
+      </w:r>
+      <w:r>
+        <w:rPr>
+          <w:rFonts w:ascii="Consolas" w:eastAsia="Times New Roman" w:hAnsi="Consolas" w:cs="Times New Roman"/>
+          <w:color w:val="FFFFFF"/>
+          <w:kern w:val="0"/>
+          <w:sz w:val="21"/>
+          <w:szCs w:val="21"/>
+          <w:lang w:eastAsia="en-ZA"/>
+          <w14:ligatures w14:val="none"/>
+        </w:rPr>
+        <w:t>(</w:t>
+      </w:r>
+      <w:proofErr w:type="spellStart"/>
+      <w:proofErr w:type="gramEnd"/>
+      <w:r>
+        <w:rPr>
+          <w:rFonts w:ascii="Consolas" w:eastAsia="Times New Roman" w:hAnsi="Consolas" w:cs="Times New Roman"/>
+          <w:color w:val="569CD6"/>
+          <w:kern w:val="0"/>
+          <w:sz w:val="21"/>
+          <w:szCs w:val="21"/>
+          <w:lang w:eastAsia="en-ZA"/>
+          <w14:ligatures w14:val="none"/>
+        </w:rPr>
+        <w:t>f</w:t>
+      </w:r>
+      <w:r>
+        <w:rPr>
+          <w:rFonts w:ascii="Consolas" w:eastAsia="Times New Roman" w:hAnsi="Consolas" w:cs="Times New Roman"/>
+          <w:color w:val="CE9178"/>
+          <w:kern w:val="0"/>
+          <w:sz w:val="21"/>
+          <w:szCs w:val="21"/>
+          <w:lang w:eastAsia="en-ZA"/>
+          <w14:ligatures w14:val="none"/>
+        </w:rPr>
+        <w:t>"Welcome</w:t>
+      </w:r>
+      <w:proofErr w:type="spellEnd"/>
+      <w:r>
+        <w:rPr>
+          <w:rFonts w:ascii="Consolas" w:eastAsia="Times New Roman" w:hAnsi="Consolas" w:cs="Times New Roman"/>
+          <w:color w:val="CE9178"/>
+          <w:kern w:val="0"/>
+          <w:sz w:val="21"/>
+          <w:szCs w:val="21"/>
+          <w:lang w:eastAsia="en-ZA"/>
+          <w14:ligatures w14:val="none"/>
+        </w:rPr>
+        <w:t xml:space="preserve">, </w:t>
+      </w:r>
+      <w:r>
+        <w:rPr>
+          <w:rFonts w:ascii="Consolas" w:eastAsia="Times New Roman" w:hAnsi="Consolas" w:cs="Times New Roman"/>
+          <w:color w:val="569CD6"/>
+          <w:kern w:val="0"/>
+          <w:sz w:val="21"/>
+          <w:szCs w:val="21"/>
+          <w:lang w:eastAsia="en-ZA"/>
+          <w14:ligatures w14:val="none"/>
+        </w:rPr>
+        <w:t>{</w:t>
+      </w:r>
+      <w:proofErr w:type="spellStart"/>
+      <w:r>
+        <w:rPr>
+          <w:rFonts w:ascii="Consolas" w:eastAsia="Times New Roman" w:hAnsi="Consolas" w:cs="Times New Roman"/>
+          <w:color w:val="9CDCFE"/>
+          <w:kern w:val="0"/>
+          <w:sz w:val="21"/>
+          <w:szCs w:val="21"/>
+          <w:lang w:eastAsia="en-ZA"/>
+          <w14:ligatures w14:val="none"/>
+        </w:rPr>
+        <w:t>Firstname</w:t>
+      </w:r>
+      <w:proofErr w:type="spellEnd"/>
+      <w:r>
+        <w:rPr>
+          <w:rFonts w:ascii="Consolas" w:eastAsia="Times New Roman" w:hAnsi="Consolas" w:cs="Times New Roman"/>
+          <w:color w:val="569CD6"/>
+          <w:kern w:val="0"/>
+          <w:sz w:val="21"/>
+          <w:szCs w:val="21"/>
+          <w:lang w:eastAsia="en-ZA"/>
+          <w14:ligatures w14:val="none"/>
+        </w:rPr>
+        <w:t>}</w:t>
+      </w:r>
+      <w:r>
+        <w:rPr>
+          <w:rFonts w:ascii="Consolas" w:eastAsia="Times New Roman" w:hAnsi="Consolas" w:cs="Times New Roman"/>
+          <w:color w:val="CE9178"/>
+          <w:kern w:val="0"/>
+          <w:sz w:val="21"/>
+          <w:szCs w:val="21"/>
+          <w:lang w:eastAsia="en-ZA"/>
+          <w14:ligatures w14:val="none"/>
+        </w:rPr>
+        <w:t xml:space="preserve"> </w:t>
+      </w:r>
+      <w:r>
+        <w:rPr>
+          <w:rFonts w:ascii="Consolas" w:eastAsia="Times New Roman" w:hAnsi="Consolas" w:cs="Times New Roman"/>
+          <w:color w:val="569CD6"/>
+          <w:kern w:val="0"/>
+          <w:sz w:val="21"/>
+          <w:szCs w:val="21"/>
+          <w:lang w:eastAsia="en-ZA"/>
+          <w14:ligatures w14:val="none"/>
+        </w:rPr>
+        <w:t>{</w:t>
+      </w:r>
+      <w:r>
+        <w:rPr>
+          <w:rFonts w:ascii="Consolas" w:eastAsia="Times New Roman" w:hAnsi="Consolas" w:cs="Times New Roman"/>
+          <w:color w:val="9CDCFE"/>
+          <w:kern w:val="0"/>
+          <w:sz w:val="21"/>
+          <w:szCs w:val="21"/>
+          <w:lang w:eastAsia="en-ZA"/>
+          <w14:ligatures w14:val="none"/>
+        </w:rPr>
+        <w:t>Surname</w:t>
+      </w:r>
+      <w:r>
+        <w:rPr>
+          <w:rFonts w:ascii="Consolas" w:eastAsia="Times New Roman" w:hAnsi="Consolas" w:cs="Times New Roman"/>
+          <w:color w:val="569CD6"/>
+          <w:kern w:val="0"/>
+          <w:sz w:val="21"/>
+          <w:szCs w:val="21"/>
+          <w:lang w:eastAsia="en-ZA"/>
+          <w14:ligatures w14:val="none"/>
+        </w:rPr>
+        <w:t>}</w:t>
+      </w:r>
+      <w:r>
+        <w:rPr>
+          <w:rFonts w:ascii="Consolas" w:eastAsia="Times New Roman" w:hAnsi="Consolas" w:cs="Times New Roman"/>
+          <w:color w:val="CE9178"/>
+          <w:kern w:val="0"/>
+          <w:sz w:val="21"/>
+          <w:szCs w:val="21"/>
+          <w:lang w:eastAsia="en-ZA"/>
+          <w14:ligatures w14:val="none"/>
+        </w:rPr>
+        <w:t>!"</w:t>
+      </w:r>
+      <w:r>
+        <w:rPr>
+          <w:rFonts w:ascii="Consolas" w:eastAsia="Times New Roman" w:hAnsi="Consolas" w:cs="Times New Roman"/>
+          <w:color w:val="FFFFFF"/>
+          <w:kern w:val="0"/>
+          <w:sz w:val="21"/>
+          <w:szCs w:val="21"/>
+          <w:lang w:eastAsia="en-ZA"/>
+          <w14:ligatures w14:val="none"/>
+        </w:rPr>
+        <w:t>)</w:t>
+      </w:r>
+    </w:p>
+    <w:p>
+      <w:pPr>
+        <w:pStyle w:val="ListParagraph"/>
+        <w:numPr>
+          <w:ilvl w:val="0"/>
+          <w:numId w:val="8"/>
+        </w:numPr>
+        <w:shd w:val="clear" w:color="auto" w:fill="000000"/>
+        <w:spacing w:after="0" w:line="285" w:lineRule="atLeast"/>
+        <w:rPr>
+          <w:rFonts w:ascii="Consolas" w:eastAsia="Times New Roman" w:hAnsi="Consolas" w:cs="Times New Roman"/>
+          <w:color w:val="FFFFFF"/>
+          <w:kern w:val="0"/>
+          <w:sz w:val="21"/>
+          <w:szCs w:val="21"/>
+          <w:lang w:eastAsia="en-ZA"/>
+          <w14:ligatures w14:val="none"/>
+        </w:rPr>
+      </w:pPr>
+      <w:proofErr w:type="gramStart"/>
+      <w:r>
+        <w:rPr>
+          <w:rFonts w:ascii="Consolas" w:eastAsia="Times New Roman" w:hAnsi="Consolas" w:cs="Times New Roman"/>
+          <w:color w:val="DCDCAA"/>
+          <w:kern w:val="0"/>
+          <w:sz w:val="21"/>
+          <w:szCs w:val="21"/>
+          <w:lang w:eastAsia="en-ZA"/>
+          <w14:ligatures w14:val="none"/>
+        </w:rPr>
+        <w:t>print</w:t>
+      </w:r>
+      <w:r>
+        <w:rPr>
+          <w:rFonts w:ascii="Consolas" w:eastAsia="Times New Roman" w:hAnsi="Consolas" w:cs="Times New Roman"/>
+          <w:color w:val="FFFFFF"/>
+          <w:kern w:val="0"/>
+          <w:sz w:val="21"/>
+          <w:szCs w:val="21"/>
+          <w:lang w:eastAsia="en-ZA"/>
+          <w14:ligatures w14:val="none"/>
+        </w:rPr>
+        <w:t>(</w:t>
+      </w:r>
+      <w:proofErr w:type="spellStart"/>
+      <w:proofErr w:type="gramEnd"/>
+      <w:r>
+        <w:rPr>
+          <w:rFonts w:ascii="Consolas" w:eastAsia="Times New Roman" w:hAnsi="Consolas" w:cs="Times New Roman"/>
+          <w:color w:val="569CD6"/>
+          <w:kern w:val="0"/>
+          <w:sz w:val="21"/>
+          <w:szCs w:val="21"/>
+          <w:lang w:eastAsia="en-ZA"/>
+          <w14:ligatures w14:val="none"/>
+        </w:rPr>
+        <w:t>f</w:t>
+      </w:r>
+      <w:r>
+        <w:rPr>
+          <w:rFonts w:ascii="Consolas" w:eastAsia="Times New Roman" w:hAnsi="Consolas" w:cs="Times New Roman"/>
+          <w:color w:val="CE9178"/>
+          <w:kern w:val="0"/>
+          <w:sz w:val="21"/>
+          <w:szCs w:val="21"/>
+          <w:lang w:eastAsia="en-ZA"/>
+          <w14:ligatures w14:val="none"/>
+        </w:rPr>
+        <w:t>"Your</w:t>
+      </w:r>
+      <w:proofErr w:type="spellEnd"/>
+      <w:r>
+        <w:rPr>
+          <w:rFonts w:ascii="Consolas" w:eastAsia="Times New Roman" w:hAnsi="Consolas" w:cs="Times New Roman"/>
+          <w:color w:val="CE9178"/>
+          <w:kern w:val="0"/>
+          <w:sz w:val="21"/>
+          <w:szCs w:val="21"/>
+          <w:lang w:eastAsia="en-ZA"/>
+          <w14:ligatures w14:val="none"/>
+        </w:rPr>
+        <w:t xml:space="preserve"> name in uppercase is: </w:t>
+      </w:r>
+      <w:r>
+        <w:rPr>
+          <w:rFonts w:ascii="Consolas" w:eastAsia="Times New Roman" w:hAnsi="Consolas" w:cs="Times New Roman"/>
+          <w:color w:val="569CD6"/>
+          <w:kern w:val="0"/>
+          <w:sz w:val="21"/>
+          <w:szCs w:val="21"/>
+          <w:lang w:eastAsia="en-ZA"/>
+          <w14:ligatures w14:val="none"/>
+        </w:rPr>
+        <w:t>{</w:t>
+      </w:r>
+      <w:proofErr w:type="spellStart"/>
+      <w:r>
+        <w:rPr>
+          <w:rFonts w:ascii="Consolas" w:eastAsia="Times New Roman" w:hAnsi="Consolas" w:cs="Times New Roman"/>
+          <w:color w:val="9CDCFE"/>
+          <w:kern w:val="0"/>
+          <w:sz w:val="21"/>
+          <w:szCs w:val="21"/>
+          <w:lang w:eastAsia="en-ZA"/>
+          <w14:ligatures w14:val="none"/>
+        </w:rPr>
+        <w:t>Firstname</w:t>
+      </w:r>
+      <w:r>
+        <w:rPr>
+          <w:rFonts w:ascii="Consolas" w:eastAsia="Times New Roman" w:hAnsi="Consolas" w:cs="Times New Roman"/>
+          <w:color w:val="FFFFFF"/>
+          <w:kern w:val="0"/>
+          <w:sz w:val="21"/>
+          <w:szCs w:val="21"/>
+          <w:lang w:eastAsia="en-ZA"/>
+          <w14:ligatures w14:val="none"/>
+        </w:rPr>
+        <w:t>.</w:t>
+      </w:r>
+      <w:r>
+        <w:rPr>
+          <w:rFonts w:ascii="Consolas" w:eastAsia="Times New Roman" w:hAnsi="Consolas" w:cs="Times New Roman"/>
+          <w:color w:val="DCDCAA"/>
+          <w:kern w:val="0"/>
+          <w:sz w:val="21"/>
+          <w:szCs w:val="21"/>
+          <w:lang w:eastAsia="en-ZA"/>
+          <w14:ligatures w14:val="none"/>
+        </w:rPr>
+        <w:t>upper</w:t>
+      </w:r>
+      <w:proofErr w:type="spellEnd"/>
+      <w:r>
+        <w:rPr>
+          <w:rFonts w:ascii="Consolas" w:eastAsia="Times New Roman" w:hAnsi="Consolas" w:cs="Times New Roman"/>
+          <w:color w:val="FFFFFF"/>
+          <w:kern w:val="0"/>
+          <w:sz w:val="21"/>
+          <w:szCs w:val="21"/>
+          <w:lang w:eastAsia="en-ZA"/>
+          <w14:ligatures w14:val="none"/>
+        </w:rPr>
+        <w:t>()</w:t>
+      </w:r>
+      <w:r>
+        <w:rPr>
+          <w:rFonts w:ascii="Consolas" w:eastAsia="Times New Roman" w:hAnsi="Consolas" w:cs="Times New Roman"/>
+          <w:color w:val="569CD6"/>
+          <w:kern w:val="0"/>
+          <w:sz w:val="21"/>
+          <w:szCs w:val="21"/>
+          <w:lang w:eastAsia="en-ZA"/>
+          <w14:ligatures w14:val="none"/>
+        </w:rPr>
+        <w:t>}</w:t>
+      </w:r>
+      <w:r>
+        <w:rPr>
+          <w:rFonts w:ascii="Consolas" w:eastAsia="Times New Roman" w:hAnsi="Consolas" w:cs="Times New Roman"/>
+          <w:color w:val="CE9178"/>
+          <w:kern w:val="0"/>
+          <w:sz w:val="21"/>
+          <w:szCs w:val="21"/>
+          <w:lang w:eastAsia="en-ZA"/>
+          <w14:ligatures w14:val="none"/>
+        </w:rPr>
+        <w:t xml:space="preserve"> </w:t>
+      </w:r>
+      <w:r>
+        <w:rPr>
+          <w:rFonts w:ascii="Consolas" w:eastAsia="Times New Roman" w:hAnsi="Consolas" w:cs="Times New Roman"/>
+          <w:color w:val="569CD6"/>
+          <w:kern w:val="0"/>
+          <w:sz w:val="21"/>
+          <w:szCs w:val="21"/>
+          <w:lang w:eastAsia="en-ZA"/>
+          <w14:ligatures w14:val="none"/>
+        </w:rPr>
+        <w:t>{</w:t>
+      </w:r>
+      <w:proofErr w:type="spellStart"/>
+      <w:r>
+        <w:rPr>
+          <w:rFonts w:ascii="Consolas" w:eastAsia="Times New Roman" w:hAnsi="Consolas" w:cs="Times New Roman"/>
+          <w:color w:val="9CDCFE"/>
+          <w:kern w:val="0"/>
+          <w:sz w:val="21"/>
+          <w:szCs w:val="21"/>
+          <w:lang w:eastAsia="en-ZA"/>
+          <w14:ligatures w14:val="none"/>
+        </w:rPr>
+        <w:t>Surname</w:t>
+      </w:r>
+      <w:r>
+        <w:rPr>
+          <w:rFonts w:ascii="Consolas" w:eastAsia="Times New Roman" w:hAnsi="Consolas" w:cs="Times New Roman"/>
+          <w:color w:val="FFFFFF"/>
+          <w:kern w:val="0"/>
+          <w:sz w:val="21"/>
+          <w:szCs w:val="21"/>
+          <w:lang w:eastAsia="en-ZA"/>
+          <w14:ligatures w14:val="none"/>
+        </w:rPr>
+        <w:t>.</w:t>
+      </w:r>
+      <w:r>
+        <w:rPr>
+          <w:rFonts w:ascii="Consolas" w:eastAsia="Times New Roman" w:hAnsi="Consolas" w:cs="Times New Roman"/>
+          <w:color w:val="DCDCAA"/>
+          <w:kern w:val="0"/>
+          <w:sz w:val="21"/>
+          <w:szCs w:val="21"/>
+          <w:lang w:eastAsia="en-ZA"/>
+          <w14:ligatures w14:val="none"/>
+        </w:rPr>
+        <w:t>upper</w:t>
+      </w:r>
+      <w:proofErr w:type="spellEnd"/>
+      <w:r>
+        <w:rPr>
+          <w:rFonts w:ascii="Consolas" w:eastAsia="Times New Roman" w:hAnsi="Consolas" w:cs="Times New Roman"/>
+          <w:color w:val="FFFFFF"/>
+          <w:kern w:val="0"/>
+          <w:sz w:val="21"/>
+          <w:szCs w:val="21"/>
+          <w:lang w:eastAsia="en-ZA"/>
+          <w14:ligatures w14:val="none"/>
+        </w:rPr>
+        <w:t>()</w:t>
+      </w:r>
+      <w:r>
+        <w:rPr>
+          <w:rFonts w:ascii="Consolas" w:eastAsia="Times New Roman" w:hAnsi="Consolas" w:cs="Times New Roman"/>
+          <w:color w:val="569CD6"/>
+          <w:kern w:val="0"/>
+          <w:sz w:val="21"/>
+          <w:szCs w:val="21"/>
+          <w:lang w:eastAsia="en-ZA"/>
+          <w14:ligatures w14:val="none"/>
+        </w:rPr>
+        <w:t>}</w:t>
+      </w:r>
+      <w:r>
+        <w:rPr>
+          <w:rFonts w:ascii="Consolas" w:eastAsia="Times New Roman" w:hAnsi="Consolas" w:cs="Times New Roman"/>
+          <w:color w:val="CE9178"/>
+          <w:kern w:val="0"/>
+          <w:sz w:val="21"/>
+          <w:szCs w:val="21"/>
+          <w:lang w:eastAsia="en-ZA"/>
+          <w14:ligatures w14:val="none"/>
+        </w:rPr>
+        <w:t>"</w:t>
+      </w:r>
+      <w:r>
+        <w:rPr>
+          <w:rFonts w:ascii="Consolas" w:eastAsia="Times New Roman" w:hAnsi="Consolas" w:cs="Times New Roman"/>
+          <w:color w:val="FFFFFF"/>
+          <w:kern w:val="0"/>
+          <w:sz w:val="21"/>
+          <w:szCs w:val="21"/>
+          <w:lang w:eastAsia="en-ZA"/>
+          <w14:ligatures w14:val="none"/>
+        </w:rPr>
+        <w:t>)</w:t>
+      </w:r>
+    </w:p>
+    <w:p>
+      <w:pPr>
+        <w:pStyle w:val="ListParagraph"/>
+        <w:numPr>
+          <w:ilvl w:val="0"/>
+          <w:numId w:val="8"/>
+        </w:numPr>
+        <w:shd w:val="clear" w:color="auto" w:fill="000000"/>
+        <w:spacing w:after="0" w:line="285" w:lineRule="atLeast"/>
+        <w:rPr>
+          <w:rFonts w:ascii="Consolas" w:eastAsia="Times New Roman" w:hAnsi="Consolas" w:cs="Times New Roman"/>
+          <w:color w:val="FFFFFF"/>
+          <w:kern w:val="0"/>
+          <w:sz w:val="21"/>
+          <w:szCs w:val="21"/>
+          <w:lang w:eastAsia="en-ZA"/>
+          <w14:ligatures w14:val="none"/>
+        </w:rPr>
+      </w:pPr>
+      <w:proofErr w:type="gramStart"/>
+      <w:r>
+        <w:rPr>
+          <w:rFonts w:ascii="Consolas" w:eastAsia="Times New Roman" w:hAnsi="Consolas" w:cs="Times New Roman"/>
+          <w:color w:val="DCDCAA"/>
+          <w:kern w:val="0"/>
+          <w:sz w:val="21"/>
+          <w:szCs w:val="21"/>
+          <w:lang w:eastAsia="en-ZA"/>
+          <w14:ligatures w14:val="none"/>
+        </w:rPr>
+        <w:t>print</w:t>
+      </w:r>
+      <w:r>
+        <w:rPr>
+          <w:rFonts w:ascii="Consolas" w:eastAsia="Times New Roman" w:hAnsi="Consolas" w:cs="Times New Roman"/>
+          <w:color w:val="FFFFFF"/>
+          <w:kern w:val="0"/>
+          <w:sz w:val="21"/>
+          <w:szCs w:val="21"/>
+          <w:lang w:eastAsia="en-ZA"/>
+          <w14:ligatures w14:val="none"/>
+        </w:rPr>
+        <w:t>(</w:t>
+      </w:r>
+      <w:proofErr w:type="spellStart"/>
+      <w:proofErr w:type="gramEnd"/>
+      <w:r>
+        <w:rPr>
+          <w:rFonts w:ascii="Consolas" w:eastAsia="Times New Roman" w:hAnsi="Consolas" w:cs="Times New Roman"/>
+          <w:color w:val="569CD6"/>
+          <w:kern w:val="0"/>
+          <w:sz w:val="21"/>
+          <w:szCs w:val="21"/>
+          <w:lang w:eastAsia="en-ZA"/>
+          <w14:ligatures w14:val="none"/>
+        </w:rPr>
+        <w:t>f</w:t>
+      </w:r>
+      <w:r>
+        <w:rPr>
+          <w:rFonts w:ascii="Consolas" w:eastAsia="Times New Roman" w:hAnsi="Consolas" w:cs="Times New Roman"/>
+          <w:color w:val="CE9178"/>
+          <w:kern w:val="0"/>
+          <w:sz w:val="21"/>
+          <w:szCs w:val="21"/>
+          <w:lang w:eastAsia="en-ZA"/>
+          <w14:ligatures w14:val="none"/>
+        </w:rPr>
+        <w:t>"Your</w:t>
+      </w:r>
+      <w:proofErr w:type="spellEnd"/>
+      <w:r>
+        <w:rPr>
+          <w:rFonts w:ascii="Consolas" w:eastAsia="Times New Roman" w:hAnsi="Consolas" w:cs="Times New Roman"/>
+          <w:color w:val="CE9178"/>
+          <w:kern w:val="0"/>
+          <w:sz w:val="21"/>
+          <w:szCs w:val="21"/>
+          <w:lang w:eastAsia="en-ZA"/>
+          <w14:ligatures w14:val="none"/>
+        </w:rPr>
+        <w:t xml:space="preserve"> name in title case is: </w:t>
+      </w:r>
+      <w:r>
+        <w:rPr>
+          <w:rFonts w:ascii="Consolas" w:eastAsia="Times New Roman" w:hAnsi="Consolas" w:cs="Times New Roman"/>
+          <w:color w:val="569CD6"/>
+          <w:kern w:val="0"/>
+          <w:sz w:val="21"/>
+          <w:szCs w:val="21"/>
+          <w:lang w:eastAsia="en-ZA"/>
+          <w14:ligatures w14:val="none"/>
+        </w:rPr>
+        <w:t>{</w:t>
+      </w:r>
+      <w:proofErr w:type="spellStart"/>
+      <w:r>
+        <w:rPr>
+          <w:rFonts w:ascii="Consolas" w:eastAsia="Times New Roman" w:hAnsi="Consolas" w:cs="Times New Roman"/>
+          <w:color w:val="9CDCFE"/>
+          <w:kern w:val="0"/>
+          <w:sz w:val="21"/>
+          <w:szCs w:val="21"/>
+          <w:lang w:eastAsia="en-ZA"/>
+          <w14:ligatures w14:val="none"/>
+        </w:rPr>
+        <w:t>Firstname</w:t>
+      </w:r>
+      <w:r>
+        <w:rPr>
+          <w:rFonts w:ascii="Consolas" w:eastAsia="Times New Roman" w:hAnsi="Consolas" w:cs="Times New Roman"/>
+          <w:color w:val="FFFFFF"/>
+          <w:kern w:val="0"/>
+          <w:sz w:val="21"/>
+          <w:szCs w:val="21"/>
+          <w:lang w:eastAsia="en-ZA"/>
+          <w14:ligatures w14:val="none"/>
+        </w:rPr>
+        <w:t>.</w:t>
+      </w:r>
+      <w:r>
+        <w:rPr>
+          <w:rFonts w:ascii="Consolas" w:eastAsia="Times New Roman" w:hAnsi="Consolas" w:cs="Times New Roman"/>
+          <w:color w:val="DCDCAA"/>
+          <w:kern w:val="0"/>
+          <w:sz w:val="21"/>
+          <w:szCs w:val="21"/>
+          <w:lang w:eastAsia="en-ZA"/>
+          <w14:ligatures w14:val="none"/>
+        </w:rPr>
+        <w:t>title</w:t>
+      </w:r>
+      <w:proofErr w:type="spellEnd"/>
+      <w:r>
+        <w:rPr>
+          <w:rFonts w:ascii="Consolas" w:eastAsia="Times New Roman" w:hAnsi="Consolas" w:cs="Times New Roman"/>
+          <w:color w:val="FFFFFF"/>
+          <w:kern w:val="0"/>
+          <w:sz w:val="21"/>
+          <w:szCs w:val="21"/>
+          <w:lang w:eastAsia="en-ZA"/>
+          <w14:ligatures w14:val="none"/>
+        </w:rPr>
+        <w:t>()</w:t>
+      </w:r>
+      <w:r>
+        <w:rPr>
+          <w:rFonts w:ascii="Consolas" w:eastAsia="Times New Roman" w:hAnsi="Consolas" w:cs="Times New Roman"/>
+          <w:color w:val="569CD6"/>
+          <w:kern w:val="0"/>
+          <w:sz w:val="21"/>
+          <w:szCs w:val="21"/>
+          <w:lang w:eastAsia="en-ZA"/>
+          <w14:ligatures w14:val="none"/>
+        </w:rPr>
+        <w:t>}</w:t>
+      </w:r>
+      <w:r>
+        <w:rPr>
+          <w:rFonts w:ascii="Consolas" w:eastAsia="Times New Roman" w:hAnsi="Consolas" w:cs="Times New Roman"/>
+          <w:color w:val="CE9178"/>
+          <w:kern w:val="0"/>
+          <w:sz w:val="21"/>
+          <w:szCs w:val="21"/>
+          <w:lang w:eastAsia="en-ZA"/>
+          <w14:ligatures w14:val="none"/>
+        </w:rPr>
+        <w:t xml:space="preserve"> </w:t>
+      </w:r>
+      <w:r>
+        <w:rPr>
+          <w:rFonts w:ascii="Consolas" w:eastAsia="Times New Roman" w:hAnsi="Consolas" w:cs="Times New Roman"/>
+          <w:color w:val="569CD6"/>
+          <w:kern w:val="0"/>
+          <w:sz w:val="21"/>
+          <w:szCs w:val="21"/>
+          <w:lang w:eastAsia="en-ZA"/>
+          <w14:ligatures w14:val="none"/>
+        </w:rPr>
+        <w:t>{</w:t>
+      </w:r>
+      <w:proofErr w:type="spellStart"/>
+      <w:r>
+        <w:rPr>
+          <w:rFonts w:ascii="Consolas" w:eastAsia="Times New Roman" w:hAnsi="Consolas" w:cs="Times New Roman"/>
+          <w:color w:val="9CDCFE"/>
+          <w:kern w:val="0"/>
+          <w:sz w:val="21"/>
+          <w:szCs w:val="21"/>
+          <w:lang w:eastAsia="en-ZA"/>
+          <w14:ligatures w14:val="none"/>
+        </w:rPr>
+        <w:t>Surname</w:t>
+      </w:r>
+      <w:r>
+        <w:rPr>
+          <w:rFonts w:ascii="Consolas" w:eastAsia="Times New Roman" w:hAnsi="Consolas" w:cs="Times New Roman"/>
+          <w:color w:val="FFFFFF"/>
+          <w:kern w:val="0"/>
+          <w:sz w:val="21"/>
+          <w:szCs w:val="21"/>
+          <w:lang w:eastAsia="en-ZA"/>
+          <w14:ligatures w14:val="none"/>
+        </w:rPr>
+        <w:t>.</w:t>
+      </w:r>
+      <w:r>
+        <w:rPr>
+          <w:rFonts w:ascii="Consolas" w:eastAsia="Times New Roman" w:hAnsi="Consolas" w:cs="Times New Roman"/>
+          <w:color w:val="DCDCAA"/>
+          <w:kern w:val="0"/>
+          <w:sz w:val="21"/>
+          <w:szCs w:val="21"/>
+          <w:lang w:eastAsia="en-ZA"/>
+          <w14:ligatures w14:val="none"/>
+        </w:rPr>
+        <w:t>title</w:t>
+      </w:r>
+      <w:proofErr w:type="spellEnd"/>
+      <w:r>
+        <w:rPr>
+          <w:rFonts w:ascii="Consolas" w:eastAsia="Times New Roman" w:hAnsi="Consolas" w:cs="Times New Roman"/>
+          <w:color w:val="FFFFFF"/>
+          <w:kern w:val="0"/>
+          <w:sz w:val="21"/>
+          <w:szCs w:val="21"/>
+          <w:lang w:eastAsia="en-ZA"/>
+          <w14:ligatures w14:val="none"/>
+        </w:rPr>
+        <w:t>()</w:t>
+      </w:r>
+      <w:r>
+        <w:rPr>
+          <w:rFonts w:ascii="Consolas" w:eastAsia="Times New Roman" w:hAnsi="Consolas" w:cs="Times New Roman"/>
+          <w:color w:val="569CD6"/>
+          <w:kern w:val="0"/>
+          <w:sz w:val="21"/>
+          <w:szCs w:val="21"/>
+          <w:lang w:eastAsia="en-ZA"/>
+          <w14:ligatures w14:val="none"/>
+        </w:rPr>
+        <w:t>}</w:t>
+      </w:r>
+      <w:r>
+        <w:rPr>
+          <w:rFonts w:ascii="Consolas" w:eastAsia="Times New Roman" w:hAnsi="Consolas" w:cs="Times New Roman"/>
+          <w:color w:val="CE9178"/>
+          <w:kern w:val="0"/>
+          <w:sz w:val="21"/>
+          <w:szCs w:val="21"/>
+          <w:lang w:eastAsia="en-ZA"/>
+          <w14:ligatures w14:val="none"/>
+        </w:rPr>
+        <w:t>"</w:t>
+      </w:r>
+      <w:r>
+        <w:rPr>
+          <w:rFonts w:ascii="Consolas" w:eastAsia="Times New Roman" w:hAnsi="Consolas" w:cs="Times New Roman"/>
+          <w:color w:val="FFFFFF"/>
+          <w:kern w:val="0"/>
+          <w:sz w:val="21"/>
+          <w:szCs w:val="21"/>
+          <w:lang w:eastAsia="en-ZA"/>
+          <w14:ligatures w14:val="none"/>
+        </w:rPr>
+        <w:t>)</w:t>
+      </w:r>
+    </w:p>
+    <w:p>
+      <w:pPr>
+        <w:pStyle w:val="ListParagraph"/>
+        <w:numPr>
+          <w:ilvl w:val="0"/>
+          <w:numId w:val="8"/>
+        </w:numPr>
+        <w:shd w:val="clear" w:color="auto" w:fill="000000"/>
+        <w:spacing w:after="0" w:line="285" w:lineRule="atLeast"/>
+        <w:rPr>
+          <w:rFonts w:ascii="Consolas" w:eastAsia="Times New Roman" w:hAnsi="Consolas" w:cs="Times New Roman"/>
+          <w:color w:val="FFFFFF"/>
+          <w:kern w:val="0"/>
+          <w:sz w:val="21"/>
+          <w:szCs w:val="21"/>
+          <w:lang w:eastAsia="en-ZA"/>
+          <w14:ligatures w14:val="none"/>
+        </w:rPr>
+      </w:pPr>
+      <w:proofErr w:type="gramStart"/>
+      <w:r>
+        <w:rPr>
+          <w:rFonts w:ascii="Consolas" w:eastAsia="Times New Roman" w:hAnsi="Consolas" w:cs="Times New Roman"/>
+          <w:color w:val="DCDCAA"/>
+          <w:kern w:val="0"/>
+          <w:sz w:val="21"/>
+          <w:szCs w:val="21"/>
+          <w:lang w:eastAsia="en-ZA"/>
+          <w14:ligatures w14:val="none"/>
+        </w:rPr>
+        <w:t>print</w:t>
+      </w:r>
+      <w:r>
+        <w:rPr>
+          <w:rFonts w:ascii="Consolas" w:eastAsia="Times New Roman" w:hAnsi="Consolas" w:cs="Times New Roman"/>
+          <w:color w:val="FFFFFF"/>
+          <w:kern w:val="0"/>
+          <w:sz w:val="21"/>
+          <w:szCs w:val="21"/>
+          <w:lang w:eastAsia="en-ZA"/>
+          <w14:ligatures w14:val="none"/>
+        </w:rPr>
+        <w:t>(</w:t>
+      </w:r>
+      <w:proofErr w:type="spellStart"/>
+      <w:proofErr w:type="gramEnd"/>
+      <w:r>
+        <w:rPr>
+          <w:rFonts w:ascii="Consolas" w:eastAsia="Times New Roman" w:hAnsi="Consolas" w:cs="Times New Roman"/>
+          <w:color w:val="569CD6"/>
+          <w:kern w:val="0"/>
+          <w:sz w:val="21"/>
+          <w:szCs w:val="21"/>
+          <w:lang w:eastAsia="en-ZA"/>
+          <w14:ligatures w14:val="none"/>
+        </w:rPr>
+        <w:t>f</w:t>
+      </w:r>
+      <w:r>
+        <w:rPr>
+          <w:rFonts w:ascii="Consolas" w:eastAsia="Times New Roman" w:hAnsi="Consolas" w:cs="Times New Roman"/>
+          <w:color w:val="CE9178"/>
+          <w:kern w:val="0"/>
+          <w:sz w:val="21"/>
+          <w:szCs w:val="21"/>
+          <w:lang w:eastAsia="en-ZA"/>
+          <w14:ligatures w14:val="none"/>
+        </w:rPr>
+        <w:t>"You</w:t>
+      </w:r>
+      <w:proofErr w:type="spellEnd"/>
+      <w:r>
+        <w:rPr>
+          <w:rFonts w:ascii="Consolas" w:eastAsia="Times New Roman" w:hAnsi="Consolas" w:cs="Times New Roman"/>
+          <w:color w:val="CE9178"/>
+          <w:kern w:val="0"/>
+          <w:sz w:val="21"/>
+          <w:szCs w:val="21"/>
+          <w:lang w:eastAsia="en-ZA"/>
+          <w14:ligatures w14:val="none"/>
+        </w:rPr>
+        <w:t xml:space="preserve"> are </w:t>
+      </w:r>
+      <w:r>
+        <w:rPr>
+          <w:rFonts w:ascii="Consolas" w:eastAsia="Times New Roman" w:hAnsi="Consolas" w:cs="Times New Roman"/>
+          <w:color w:val="569CD6"/>
+          <w:kern w:val="0"/>
+          <w:sz w:val="21"/>
+          <w:szCs w:val="21"/>
+          <w:lang w:eastAsia="en-ZA"/>
+          <w14:ligatures w14:val="none"/>
+        </w:rPr>
+        <w:t>{</w:t>
+      </w:r>
+      <w:r>
+        <w:rPr>
+          <w:rFonts w:ascii="Consolas" w:eastAsia="Times New Roman" w:hAnsi="Consolas" w:cs="Times New Roman"/>
+          <w:color w:val="9CDCFE"/>
+          <w:kern w:val="0"/>
+          <w:sz w:val="21"/>
+          <w:szCs w:val="21"/>
+          <w:lang w:eastAsia="en-ZA"/>
+          <w14:ligatures w14:val="none"/>
+        </w:rPr>
+        <w:t>Age</w:t>
+      </w:r>
+      <w:r>
+        <w:rPr>
+          <w:rFonts w:ascii="Consolas" w:eastAsia="Times New Roman" w:hAnsi="Consolas" w:cs="Times New Roman"/>
+          <w:color w:val="FFFFFF"/>
+          <w:kern w:val="0"/>
+          <w:sz w:val="21"/>
+          <w:szCs w:val="21"/>
+          <w:lang w:eastAsia="en-ZA"/>
+          <w14:ligatures w14:val="none"/>
+        </w:rPr>
+        <w:t xml:space="preserve"> </w:t>
+      </w:r>
+      <w:r>
+        <w:rPr>
+          <w:rFonts w:ascii="Consolas" w:eastAsia="Times New Roman" w:hAnsi="Consolas" w:cs="Times New Roman"/>
+          <w:color w:val="D4D4D4"/>
+          <w:kern w:val="0"/>
+          <w:sz w:val="21"/>
+          <w:szCs w:val="21"/>
+          <w:lang w:eastAsia="en-ZA"/>
+          <w14:ligatures w14:val="none"/>
+        </w:rPr>
+        <w:t>*</w:t>
+      </w:r>
+      <w:r>
+        <w:rPr>
+          <w:rFonts w:ascii="Consolas" w:eastAsia="Times New Roman" w:hAnsi="Consolas" w:cs="Times New Roman"/>
+          <w:color w:val="FFFFFF"/>
+          <w:kern w:val="0"/>
+          <w:sz w:val="21"/>
+          <w:szCs w:val="21"/>
+          <w:lang w:eastAsia="en-ZA"/>
+          <w14:ligatures w14:val="none"/>
+        </w:rPr>
+        <w:t xml:space="preserve"> </w:t>
+      </w:r>
+      <w:r>
+        <w:rPr>
+          <w:rFonts w:ascii="Consolas" w:eastAsia="Times New Roman" w:hAnsi="Consolas" w:cs="Times New Roman"/>
+          <w:color w:val="B5CEA8"/>
+          <w:kern w:val="0"/>
+          <w:sz w:val="21"/>
+          <w:szCs w:val="21"/>
+          <w:lang w:eastAsia="en-ZA"/>
+          <w14:ligatures w14:val="none"/>
+        </w:rPr>
+        <w:t>12</w:t>
+      </w:r>
+      <w:r>
+        <w:rPr>
+          <w:rFonts w:ascii="Consolas" w:eastAsia="Times New Roman" w:hAnsi="Consolas" w:cs="Times New Roman"/>
+          <w:color w:val="569CD6"/>
+          <w:kern w:val="0"/>
+          <w:sz w:val="21"/>
+          <w:szCs w:val="21"/>
+          <w:lang w:eastAsia="en-ZA"/>
+          <w14:ligatures w14:val="none"/>
+        </w:rPr>
+        <w:t>}</w:t>
+      </w:r>
+      <w:r>
+        <w:rPr>
+          <w:rFonts w:ascii="Consolas" w:eastAsia="Times New Roman" w:hAnsi="Consolas" w:cs="Times New Roman"/>
+          <w:color w:val="CE9178"/>
+          <w:kern w:val="0"/>
+          <w:sz w:val="21"/>
+          <w:szCs w:val="21"/>
+          <w:lang w:eastAsia="en-ZA"/>
+          <w14:ligatures w14:val="none"/>
+        </w:rPr>
+        <w:t xml:space="preserve"> months old."</w:t>
+      </w:r>
+      <w:r>
+        <w:rPr>
+          <w:rFonts w:ascii="Consolas" w:eastAsia="Times New Roman" w:hAnsi="Consolas" w:cs="Times New Roman"/>
+          <w:color w:val="FFFFFF"/>
+          <w:kern w:val="0"/>
+          <w:sz w:val="21"/>
+          <w:szCs w:val="21"/>
+          <w:lang w:eastAsia="en-ZA"/>
+          <w14:ligatures w14:val="none"/>
+        </w:rPr>
+        <w:t>)</w:t>
+      </w:r>
+    </w:p>
+    <w:p>
+      <w:pPr>
+        <w:pStyle w:val="ListParagraph"/>
+        <w:numPr>
+          <w:ilvl w:val="0"/>
+          <w:numId w:val="8"/>
+        </w:numPr>
+        <w:shd w:val="clear" w:color="auto" w:fill="000000"/>
+        <w:spacing w:after="0" w:line="285" w:lineRule="atLeast"/>
+        <w:rPr>
+          <w:rFonts w:ascii="Consolas" w:eastAsia="Times New Roman" w:hAnsi="Consolas" w:cs="Times New Roman"/>
+          <w:color w:val="FFFFFF"/>
+          <w:kern w:val="0"/>
+          <w:sz w:val="21"/>
+          <w:szCs w:val="21"/>
+          <w:lang w:eastAsia="en-ZA"/>
+          <w14:ligatures w14:val="none"/>
+        </w:rPr>
+      </w:pPr>
+      <w:proofErr w:type="gramStart"/>
+      <w:r>
+        <w:rPr>
+          <w:rFonts w:ascii="Consolas" w:eastAsia="Times New Roman" w:hAnsi="Consolas" w:cs="Times New Roman"/>
+          <w:color w:val="DCDCAA"/>
+          <w:kern w:val="0"/>
+          <w:sz w:val="21"/>
+          <w:szCs w:val="21"/>
+          <w:lang w:eastAsia="en-ZA"/>
+          <w14:ligatures w14:val="none"/>
+        </w:rPr>
+        <w:t>print</w:t>
+      </w:r>
+      <w:r>
+        <w:rPr>
+          <w:rFonts w:ascii="Consolas" w:eastAsia="Times New Roman" w:hAnsi="Consolas" w:cs="Times New Roman"/>
+          <w:color w:val="FFFFFF"/>
+          <w:kern w:val="0"/>
+          <w:sz w:val="21"/>
+          <w:szCs w:val="21"/>
+          <w:lang w:eastAsia="en-ZA"/>
+          <w14:ligatures w14:val="none"/>
+        </w:rPr>
+        <w:t>(</w:t>
+      </w:r>
+      <w:proofErr w:type="spellStart"/>
+      <w:proofErr w:type="gramEnd"/>
+      <w:r>
+        <w:rPr>
+          <w:rFonts w:ascii="Consolas" w:eastAsia="Times New Roman" w:hAnsi="Consolas" w:cs="Times New Roman"/>
+          <w:color w:val="569CD6"/>
+          <w:kern w:val="0"/>
+          <w:sz w:val="21"/>
+          <w:szCs w:val="21"/>
+          <w:lang w:eastAsia="en-ZA"/>
+          <w14:ligatures w14:val="none"/>
+        </w:rPr>
+        <w:t>f</w:t>
+      </w:r>
+      <w:r>
+        <w:rPr>
+          <w:rFonts w:ascii="Consolas" w:eastAsia="Times New Roman" w:hAnsi="Consolas" w:cs="Times New Roman"/>
+          <w:color w:val="CE9178"/>
+          <w:kern w:val="0"/>
+          <w:sz w:val="21"/>
+          <w:szCs w:val="21"/>
+          <w:lang w:eastAsia="en-ZA"/>
+          <w14:ligatures w14:val="none"/>
+        </w:rPr>
+        <w:t>"Your</w:t>
+      </w:r>
+      <w:proofErr w:type="spellEnd"/>
+      <w:r>
+        <w:rPr>
+          <w:rFonts w:ascii="Consolas" w:eastAsia="Times New Roman" w:hAnsi="Consolas" w:cs="Times New Roman"/>
+          <w:color w:val="CE9178"/>
+          <w:kern w:val="0"/>
+          <w:sz w:val="21"/>
+          <w:szCs w:val="21"/>
+          <w:lang w:eastAsia="en-ZA"/>
+          <w14:ligatures w14:val="none"/>
+        </w:rPr>
+        <w:t xml:space="preserve"> favourite number rounded to 2 decimal places is: </w:t>
+      </w:r>
+      <w:r>
+        <w:rPr>
+          <w:rFonts w:ascii="Consolas" w:eastAsia="Times New Roman" w:hAnsi="Consolas" w:cs="Times New Roman"/>
+          <w:color w:val="569CD6"/>
+          <w:kern w:val="0"/>
+          <w:sz w:val="21"/>
+          <w:szCs w:val="21"/>
+          <w:lang w:eastAsia="en-ZA"/>
+          <w14:ligatures w14:val="none"/>
+        </w:rPr>
+        <w:t>{</w:t>
+      </w:r>
+      <w:proofErr w:type="gramStart"/>
+      <w:r>
+        <w:rPr>
+          <w:rFonts w:ascii="Consolas" w:eastAsia="Times New Roman" w:hAnsi="Consolas" w:cs="Times New Roman"/>
+          <w:color w:val="DCDCAA"/>
+          <w:kern w:val="0"/>
+          <w:sz w:val="21"/>
+          <w:szCs w:val="21"/>
+          <w:lang w:eastAsia="en-ZA"/>
+          <w14:ligatures w14:val="none"/>
+        </w:rPr>
+        <w:t>round</w:t>
+      </w:r>
+      <w:r>
+        <w:rPr>
+          <w:rFonts w:ascii="Consolas" w:eastAsia="Times New Roman" w:hAnsi="Consolas" w:cs="Times New Roman"/>
+          <w:color w:val="FFFFFF"/>
+          <w:kern w:val="0"/>
+          <w:sz w:val="21"/>
+          <w:szCs w:val="21"/>
+          <w:lang w:eastAsia="en-ZA"/>
+          <w14:ligatures w14:val="none"/>
+        </w:rPr>
+        <w:t>(</w:t>
+      </w:r>
+      <w:proofErr w:type="spellStart"/>
+      <w:proofErr w:type="gramEnd"/>
+      <w:r>
+        <w:rPr>
+          <w:rFonts w:ascii="Consolas" w:eastAsia="Times New Roman" w:hAnsi="Consolas" w:cs="Times New Roman"/>
+          <w:color w:val="9CDCFE"/>
+          <w:kern w:val="0"/>
+          <w:sz w:val="21"/>
+          <w:szCs w:val="21"/>
+          <w:lang w:eastAsia="en-ZA"/>
+          <w14:ligatures w14:val="none"/>
+        </w:rPr>
+        <w:t>FavouriteNumber</w:t>
+      </w:r>
+      <w:proofErr w:type="spellEnd"/>
+      <w:r>
+        <w:rPr>
+          <w:rFonts w:ascii="Consolas" w:eastAsia="Times New Roman" w:hAnsi="Consolas" w:cs="Times New Roman"/>
+          <w:color w:val="FFFFFF"/>
+          <w:kern w:val="0"/>
+          <w:sz w:val="21"/>
+          <w:szCs w:val="21"/>
+          <w:lang w:eastAsia="en-ZA"/>
+          <w14:ligatures w14:val="none"/>
+        </w:rPr>
+        <w:t xml:space="preserve">, </w:t>
+      </w:r>
+      <w:r>
+        <w:rPr>
+          <w:rFonts w:ascii="Consolas" w:eastAsia="Times New Roman" w:hAnsi="Consolas" w:cs="Times New Roman"/>
+          <w:color w:val="B5CEA8"/>
+          <w:kern w:val="0"/>
+          <w:sz w:val="21"/>
+          <w:szCs w:val="21"/>
+          <w:lang w:eastAsia="en-ZA"/>
+          <w14:ligatures w14:val="none"/>
+        </w:rPr>
+        <w:t>2</w:t>
+      </w:r>
+      <w:r>
+        <w:rPr>
+          <w:rFonts w:ascii="Consolas" w:eastAsia="Times New Roman" w:hAnsi="Consolas" w:cs="Times New Roman"/>
+          <w:color w:val="FFFFFF"/>
+          <w:kern w:val="0"/>
+          <w:sz w:val="21"/>
+          <w:szCs w:val="21"/>
+          <w:lang w:eastAsia="en-ZA"/>
+          <w14:ligatures w14:val="none"/>
+        </w:rPr>
+        <w:t>)</w:t>
+      </w:r>
+      <w:r>
+        <w:rPr>
+          <w:rFonts w:ascii="Consolas" w:eastAsia="Times New Roman" w:hAnsi="Consolas" w:cs="Times New Roman"/>
+          <w:color w:val="569CD6"/>
+          <w:kern w:val="0"/>
+          <w:sz w:val="21"/>
+          <w:szCs w:val="21"/>
+          <w:lang w:eastAsia="en-ZA"/>
+          <w14:ligatures w14:val="none"/>
+        </w:rPr>
+        <w:t>}</w:t>
+      </w:r>
+      <w:r>
+        <w:rPr>
+          <w:rFonts w:ascii="Consolas" w:eastAsia="Times New Roman" w:hAnsi="Consolas" w:cs="Times New Roman"/>
+          <w:color w:val="CE9178"/>
+          <w:kern w:val="0"/>
+          <w:sz w:val="21"/>
+          <w:szCs w:val="21"/>
+          <w:lang w:eastAsia="en-ZA"/>
+          <w14:ligatures w14:val="none"/>
+        </w:rPr>
+        <w:t>"</w:t>
+      </w:r>
+      <w:r>
+        <w:rPr>
+          <w:rFonts w:ascii="Consolas" w:eastAsia="Times New Roman" w:hAnsi="Consolas" w:cs="Times New Roman"/>
+          <w:color w:val="FFFFFF"/>
+          <w:kern w:val="0"/>
+          <w:sz w:val="21"/>
+          <w:szCs w:val="21"/>
+          <w:lang w:eastAsia="en-ZA"/>
+          <w14:ligatures w14:val="none"/>
+        </w:rPr>
+        <w:t>)</w:t>
+      </w:r>
+    </w:p>
+    <w:p/>
+    <w:p>
+      <w:pPr>
+        <w:rPr>
+          <w:b/>
+          <w:bCs/>
+        </w:rPr>
+      </w:pPr>
+      <w:r>
+        <w:t> </w:t>
+      </w:r>
+      <w:r>
+        <w:rPr>
+          <w:b/>
+          <w:bCs/>
+          <w:u w:val="single"/>
+        </w:rPr>
+        <w:t>The Challenge: “The Concert Ticket Booker”</w:t>
+      </w:r>
+    </w:p>
+    <w:p>
+      <w:r>
+        <w:t>Create a program that acts as a digital ticket counter.</w:t>
+      </w:r>
+      <w:r>
+        <w:br/>
+        <w:t>1. Ask the user for their name.</w:t>
+      </w:r>
+    </w:p>
+    <w:p>
+      <w:r>
+        <w:t>2. Ask them for the name of the band/artist they want to see.</w:t>
+      </w:r>
+    </w:p>
+    <w:p>
+      <w:r>
+        <w:t>3. Print a personalized confirmation message using an </w:t>
+      </w:r>
+      <w:r>
+        <w:rPr>
+          <w:b/>
+          <w:bCs/>
+        </w:rPr>
+        <w:t>f-string</w:t>
+      </w:r>
+      <w:r>
+        <w:t> that says something like: “Hey [Name]! Your tickets to see [Artist] are booked successfully!”</w:t>
+      </w:r>
+    </w:p>
+    <w:p/>
+    <w:p>
+      <w:pPr>
+        <w:shd w:val="clear" w:color="auto" w:fill="000000"/>
+        <w:spacing w:after="0" w:line="285" w:lineRule="atLeast"/>
+        <w:rPr>
+          <w:rFonts w:ascii="Consolas" w:eastAsia="Times New Roman" w:hAnsi="Consolas" w:cs="Times New Roman"/>
+          <w:color w:val="FFFFFF"/>
+          <w:kern w:val="0"/>
+          <w:sz w:val="21"/>
+          <w:szCs w:val="21"/>
+          <w:lang w:eastAsia="en-ZA"/>
+          <w14:ligatures w14:val="none"/>
+        </w:rPr>
+      </w:pPr>
+      <w:r>
+        <w:rPr>
+          <w:rFonts w:ascii="Consolas" w:eastAsia="Times New Roman" w:hAnsi="Consolas" w:cs="Times New Roman"/>
+          <w:color w:val="9CDCFE"/>
+          <w:kern w:val="0"/>
+          <w:sz w:val="21"/>
+          <w:szCs w:val="21"/>
+          <w:lang w:eastAsia="en-ZA"/>
+          <w14:ligatures w14:val="none"/>
+        </w:rPr>
+        <w:t>name</w:t>
+      </w:r>
+      <w:r>
+        <w:rPr>
+          <w:rFonts w:ascii="Consolas" w:eastAsia="Times New Roman" w:hAnsi="Consolas" w:cs="Times New Roman"/>
+          <w:color w:val="FFFFFF"/>
+          <w:kern w:val="0"/>
+          <w:sz w:val="21"/>
+          <w:szCs w:val="21"/>
+          <w:lang w:eastAsia="en-ZA"/>
+          <w14:ligatures w14:val="none"/>
+        </w:rPr>
+        <w:t xml:space="preserve"> </w:t>
+      </w:r>
+      <w:r>
+        <w:rPr>
+          <w:rFonts w:ascii="Consolas" w:eastAsia="Times New Roman" w:hAnsi="Consolas" w:cs="Times New Roman"/>
+          <w:color w:val="D4D4D4"/>
+          <w:kern w:val="0"/>
+          <w:sz w:val="21"/>
+          <w:szCs w:val="21"/>
+          <w:lang w:eastAsia="en-ZA"/>
+          <w14:ligatures w14:val="none"/>
+        </w:rPr>
+        <w:t>=</w:t>
+      </w:r>
+      <w:r>
+        <w:rPr>
+          <w:rFonts w:ascii="Consolas" w:eastAsia="Times New Roman" w:hAnsi="Consolas" w:cs="Times New Roman"/>
+          <w:color w:val="FFFFFF"/>
+          <w:kern w:val="0"/>
+          <w:sz w:val="21"/>
+          <w:szCs w:val="21"/>
+          <w:lang w:eastAsia="en-ZA"/>
+          <w14:ligatures w14:val="none"/>
+        </w:rPr>
+        <w:t xml:space="preserve"> </w:t>
+      </w:r>
+      <w:proofErr w:type="gramStart"/>
+      <w:r>
+        <w:rPr>
+          <w:rFonts w:ascii="Consolas" w:eastAsia="Times New Roman" w:hAnsi="Consolas" w:cs="Times New Roman"/>
+          <w:color w:val="DCDCAA"/>
+          <w:kern w:val="0"/>
+          <w:sz w:val="21"/>
+          <w:szCs w:val="21"/>
+          <w:lang w:eastAsia="en-ZA"/>
+          <w14:ligatures w14:val="none"/>
+        </w:rPr>
+        <w:t>input</w:t>
+      </w:r>
+      <w:r>
+        <w:rPr>
+          <w:rFonts w:ascii="Consolas" w:eastAsia="Times New Roman" w:hAnsi="Consolas" w:cs="Times New Roman"/>
+          <w:color w:val="FFFFFF"/>
+          <w:kern w:val="0"/>
+          <w:sz w:val="21"/>
+          <w:szCs w:val="21"/>
+          <w:lang w:eastAsia="en-ZA"/>
+          <w14:ligatures w14:val="none"/>
+        </w:rPr>
+        <w:t>(</w:t>
+      </w:r>
+      <w:proofErr w:type="gramEnd"/>
+      <w:r>
+        <w:rPr>
+          <w:rFonts w:ascii="Consolas" w:eastAsia="Times New Roman" w:hAnsi="Consolas" w:cs="Times New Roman"/>
+          <w:color w:val="CE9178"/>
+          <w:kern w:val="0"/>
+          <w:sz w:val="21"/>
+          <w:szCs w:val="21"/>
+          <w:lang w:eastAsia="en-ZA"/>
+          <w14:ligatures w14:val="none"/>
+        </w:rPr>
+        <w:t>"What is your name? "</w:t>
+      </w:r>
+      <w:r>
+        <w:rPr>
+          <w:rFonts w:ascii="Consolas" w:eastAsia="Times New Roman" w:hAnsi="Consolas" w:cs="Times New Roman"/>
+          <w:color w:val="FFFFFF"/>
+          <w:kern w:val="0"/>
+          <w:sz w:val="21"/>
+          <w:szCs w:val="21"/>
+          <w:lang w:eastAsia="en-ZA"/>
+          <w14:ligatures w14:val="none"/>
+        </w:rPr>
+        <w:t>)</w:t>
+      </w:r>
+    </w:p>
+    <w:p>
+      <w:pPr>
+        <w:shd w:val="clear" w:color="auto" w:fill="000000"/>
+        <w:spacing w:after="0" w:line="285" w:lineRule="atLeast"/>
+        <w:rPr>
+          <w:rFonts w:ascii="Consolas" w:eastAsia="Times New Roman" w:hAnsi="Consolas" w:cs="Times New Roman"/>
+          <w:color w:val="FFFFFF"/>
+          <w:kern w:val="0"/>
+          <w:sz w:val="21"/>
+          <w:szCs w:val="21"/>
+          <w:lang w:eastAsia="en-ZA"/>
+          <w14:ligatures w14:val="none"/>
+        </w:rPr>
+      </w:pPr>
+      <w:r>
+        <w:rPr>
+          <w:rFonts w:ascii="Consolas" w:eastAsia="Times New Roman" w:hAnsi="Consolas" w:cs="Times New Roman"/>
+          <w:color w:val="9CDCFE"/>
+          <w:kern w:val="0"/>
+          <w:sz w:val="21"/>
+          <w:szCs w:val="21"/>
+          <w:lang w:eastAsia="en-ZA"/>
+          <w14:ligatures w14:val="none"/>
+        </w:rPr>
+        <w:t>artist</w:t>
+      </w:r>
+      <w:r>
+        <w:rPr>
+          <w:rFonts w:ascii="Consolas" w:eastAsia="Times New Roman" w:hAnsi="Consolas" w:cs="Times New Roman"/>
+          <w:color w:val="FFFFFF"/>
+          <w:kern w:val="0"/>
+          <w:sz w:val="21"/>
+          <w:szCs w:val="21"/>
+          <w:lang w:eastAsia="en-ZA"/>
+          <w14:ligatures w14:val="none"/>
+        </w:rPr>
+        <w:t xml:space="preserve"> </w:t>
+      </w:r>
+      <w:r>
+        <w:rPr>
+          <w:rFonts w:ascii="Consolas" w:eastAsia="Times New Roman" w:hAnsi="Consolas" w:cs="Times New Roman"/>
+          <w:color w:val="D4D4D4"/>
+          <w:kern w:val="0"/>
+          <w:sz w:val="21"/>
+          <w:szCs w:val="21"/>
+          <w:lang w:eastAsia="en-ZA"/>
+          <w14:ligatures w14:val="none"/>
+        </w:rPr>
+        <w:t>=</w:t>
+      </w:r>
+      <w:r>
+        <w:rPr>
+          <w:rFonts w:ascii="Consolas" w:eastAsia="Times New Roman" w:hAnsi="Consolas" w:cs="Times New Roman"/>
+          <w:color w:val="FFFFFF"/>
+          <w:kern w:val="0"/>
+          <w:sz w:val="21"/>
+          <w:szCs w:val="21"/>
+          <w:lang w:eastAsia="en-ZA"/>
+          <w14:ligatures w14:val="none"/>
+        </w:rPr>
+        <w:t xml:space="preserve"> </w:t>
+      </w:r>
+      <w:proofErr w:type="gramStart"/>
+      <w:r>
+        <w:rPr>
+          <w:rFonts w:ascii="Consolas" w:eastAsia="Times New Roman" w:hAnsi="Consolas" w:cs="Times New Roman"/>
+          <w:color w:val="DCDCAA"/>
+          <w:kern w:val="0"/>
+          <w:sz w:val="21"/>
+          <w:szCs w:val="21"/>
+          <w:lang w:eastAsia="en-ZA"/>
+          <w14:ligatures w14:val="none"/>
+        </w:rPr>
+        <w:t>input</w:t>
+      </w:r>
+      <w:r>
+        <w:rPr>
+          <w:rFonts w:ascii="Consolas" w:eastAsia="Times New Roman" w:hAnsi="Consolas" w:cs="Times New Roman"/>
+          <w:color w:val="FFFFFF"/>
+          <w:kern w:val="0"/>
+          <w:sz w:val="21"/>
+          <w:szCs w:val="21"/>
+          <w:lang w:eastAsia="en-ZA"/>
+          <w14:ligatures w14:val="none"/>
+        </w:rPr>
+        <w:t>(</w:t>
+      </w:r>
+      <w:proofErr w:type="gramEnd"/>
+      <w:r>
+        <w:rPr>
+          <w:rFonts w:ascii="Consolas" w:eastAsia="Times New Roman" w:hAnsi="Consolas" w:cs="Times New Roman"/>
+          <w:color w:val="CE9178"/>
+          <w:kern w:val="0"/>
+          <w:sz w:val="21"/>
+          <w:szCs w:val="21"/>
+          <w:lang w:eastAsia="en-ZA"/>
+          <w14:ligatures w14:val="none"/>
+        </w:rPr>
+        <w:t>"What band/artist do you want to see? "</w:t>
+      </w:r>
+      <w:r>
+        <w:rPr>
+          <w:rFonts w:ascii="Consolas" w:eastAsia="Times New Roman" w:hAnsi="Consolas" w:cs="Times New Roman"/>
+          <w:color w:val="FFFFFF"/>
+          <w:kern w:val="0"/>
+          <w:sz w:val="21"/>
+          <w:szCs w:val="21"/>
+          <w:lang w:eastAsia="en-ZA"/>
+          <w14:ligatures w14:val="none"/>
+        </w:rPr>
+        <w:t>)</w:t>
+      </w:r>
+    </w:p>
+    <w:p>
+      <w:pPr>
+        <w:shd w:val="clear" w:color="auto" w:fill="000000"/>
+        <w:spacing w:after="0" w:line="285" w:lineRule="atLeast"/>
+        <w:rPr>
+          <w:rFonts w:ascii="Consolas" w:eastAsia="Times New Roman" w:hAnsi="Consolas" w:cs="Times New Roman"/>
+          <w:color w:val="FFFFFF"/>
+          <w:kern w:val="0"/>
+          <w:sz w:val="21"/>
+          <w:szCs w:val="21"/>
+          <w:lang w:eastAsia="en-ZA"/>
+          <w14:ligatures w14:val="none"/>
+        </w:rPr>
+      </w:pPr>
+      <w:proofErr w:type="gramStart"/>
+      <w:r>
+        <w:rPr>
+          <w:rFonts w:ascii="Consolas" w:eastAsia="Times New Roman" w:hAnsi="Consolas" w:cs="Times New Roman"/>
+          <w:color w:val="DCDCAA"/>
+          <w:kern w:val="0"/>
+          <w:sz w:val="21"/>
+          <w:szCs w:val="21"/>
+          <w:lang w:eastAsia="en-ZA"/>
+          <w14:ligatures w14:val="none"/>
+        </w:rPr>
+        <w:t>print</w:t>
+      </w:r>
+      <w:r>
+        <w:rPr>
+          <w:rFonts w:ascii="Consolas" w:eastAsia="Times New Roman" w:hAnsi="Consolas" w:cs="Times New Roman"/>
+          <w:color w:val="FFFFFF"/>
+          <w:kern w:val="0"/>
+          <w:sz w:val="21"/>
+          <w:szCs w:val="21"/>
+          <w:lang w:eastAsia="en-ZA"/>
+          <w14:ligatures w14:val="none"/>
+        </w:rPr>
+        <w:t>(</w:t>
+      </w:r>
+      <w:proofErr w:type="spellStart"/>
+      <w:proofErr w:type="gramEnd"/>
+      <w:r>
+        <w:rPr>
+          <w:rFonts w:ascii="Consolas" w:eastAsia="Times New Roman" w:hAnsi="Consolas" w:cs="Times New Roman"/>
+          <w:color w:val="569CD6"/>
+          <w:kern w:val="0"/>
+          <w:sz w:val="21"/>
+          <w:szCs w:val="21"/>
+          <w:lang w:eastAsia="en-ZA"/>
+          <w14:ligatures w14:val="none"/>
+        </w:rPr>
+        <w:t>f</w:t>
+      </w:r>
+      <w:r>
+        <w:rPr>
+          <w:rFonts w:ascii="Consolas" w:eastAsia="Times New Roman" w:hAnsi="Consolas" w:cs="Times New Roman"/>
+          <w:color w:val="CE9178"/>
+          <w:kern w:val="0"/>
+          <w:sz w:val="21"/>
+          <w:szCs w:val="21"/>
+          <w:lang w:eastAsia="en-ZA"/>
+          <w14:ligatures w14:val="none"/>
+        </w:rPr>
+        <w:t>"Hey</w:t>
+      </w:r>
+      <w:proofErr w:type="spellEnd"/>
+      <w:r>
+        <w:rPr>
+          <w:rFonts w:ascii="Consolas" w:eastAsia="Times New Roman" w:hAnsi="Consolas" w:cs="Times New Roman"/>
+          <w:color w:val="CE9178"/>
+          <w:kern w:val="0"/>
+          <w:sz w:val="21"/>
+          <w:szCs w:val="21"/>
+          <w:lang w:eastAsia="en-ZA"/>
+          <w14:ligatures w14:val="none"/>
+        </w:rPr>
+        <w:t xml:space="preserve"> </w:t>
+      </w:r>
+      <w:r>
+        <w:rPr>
+          <w:rFonts w:ascii="Consolas" w:eastAsia="Times New Roman" w:hAnsi="Consolas" w:cs="Times New Roman"/>
+          <w:color w:val="569CD6"/>
+          <w:kern w:val="0"/>
+          <w:sz w:val="21"/>
+          <w:szCs w:val="21"/>
+          <w:lang w:eastAsia="en-ZA"/>
+          <w14:ligatures w14:val="none"/>
+        </w:rPr>
+        <w:t>{</w:t>
+      </w:r>
+      <w:r>
+        <w:rPr>
+          <w:rFonts w:ascii="Consolas" w:eastAsia="Times New Roman" w:hAnsi="Consolas" w:cs="Times New Roman"/>
+          <w:color w:val="9CDCFE"/>
+          <w:kern w:val="0"/>
+          <w:sz w:val="21"/>
+          <w:szCs w:val="21"/>
+          <w:lang w:eastAsia="en-ZA"/>
+          <w14:ligatures w14:val="none"/>
+        </w:rPr>
+        <w:t>name</w:t>
+      </w:r>
+      <w:r>
+        <w:rPr>
+          <w:rFonts w:ascii="Consolas" w:eastAsia="Times New Roman" w:hAnsi="Consolas" w:cs="Times New Roman"/>
+          <w:color w:val="569CD6"/>
+          <w:kern w:val="0"/>
+          <w:sz w:val="21"/>
+          <w:szCs w:val="21"/>
+          <w:lang w:eastAsia="en-ZA"/>
+          <w14:ligatures w14:val="none"/>
+        </w:rPr>
+        <w:t>}</w:t>
+      </w:r>
+      <w:r>
+        <w:rPr>
+          <w:rFonts w:ascii="Consolas" w:eastAsia="Times New Roman" w:hAnsi="Consolas" w:cs="Times New Roman"/>
+          <w:color w:val="CE9178"/>
+          <w:kern w:val="0"/>
+          <w:sz w:val="21"/>
+          <w:szCs w:val="21"/>
+          <w:lang w:eastAsia="en-ZA"/>
+          <w14:ligatures w14:val="none"/>
+        </w:rPr>
+        <w:t xml:space="preserve">! Your tickets to see </w:t>
+      </w:r>
+      <w:r>
+        <w:rPr>
+          <w:rFonts w:ascii="Consolas" w:eastAsia="Times New Roman" w:hAnsi="Consolas" w:cs="Times New Roman"/>
+          <w:color w:val="569CD6"/>
+          <w:kern w:val="0"/>
+          <w:sz w:val="21"/>
+          <w:szCs w:val="21"/>
+          <w:lang w:eastAsia="en-ZA"/>
+          <w14:ligatures w14:val="none"/>
+        </w:rPr>
+        <w:t>{</w:t>
+      </w:r>
+      <w:r>
+        <w:rPr>
+          <w:rFonts w:ascii="Consolas" w:eastAsia="Times New Roman" w:hAnsi="Consolas" w:cs="Times New Roman"/>
+          <w:color w:val="9CDCFE"/>
+          <w:kern w:val="0"/>
+          <w:sz w:val="21"/>
+          <w:szCs w:val="21"/>
+          <w:lang w:eastAsia="en-ZA"/>
+          <w14:ligatures w14:val="none"/>
+        </w:rPr>
+        <w:t>artist</w:t>
+      </w:r>
+      <w:r>
+        <w:rPr>
+          <w:rFonts w:ascii="Consolas" w:eastAsia="Times New Roman" w:hAnsi="Consolas" w:cs="Times New Roman"/>
+          <w:color w:val="569CD6"/>
+          <w:kern w:val="0"/>
+          <w:sz w:val="21"/>
+          <w:szCs w:val="21"/>
+          <w:lang w:eastAsia="en-ZA"/>
+          <w14:ligatures w14:val="none"/>
+        </w:rPr>
+        <w:t>}</w:t>
+      </w:r>
+      <w:r>
+        <w:rPr>
+          <w:rFonts w:ascii="Consolas" w:eastAsia="Times New Roman" w:hAnsi="Consolas" w:cs="Times New Roman"/>
+          <w:color w:val="CE9178"/>
+          <w:kern w:val="0"/>
+          <w:sz w:val="21"/>
+          <w:szCs w:val="21"/>
+          <w:lang w:eastAsia="en-ZA"/>
+          <w14:ligatures w14:val="none"/>
+        </w:rPr>
+        <w:t xml:space="preserve"> are booked successfully!"</w:t>
+      </w:r>
+      <w:r>
+        <w:rPr>
+          <w:rFonts w:ascii="Consolas" w:eastAsia="Times New Roman" w:hAnsi="Consolas" w:cs="Times New Roman"/>
+          <w:color w:val="FFFFFF"/>
+          <w:kern w:val="0"/>
+          <w:sz w:val="21"/>
+          <w:szCs w:val="21"/>
+          <w:lang w:eastAsia="en-ZA"/>
+          <w14:ligatures w14:val="none"/>
+        </w:rPr>
+        <w:t>)</w:t>
+      </w:r>
+    </w:p>
+    <w:p>
+      <w:pPr>
+        <w:shd w:val="clear" w:color="auto" w:fill="000000"/>
+        <w:spacing w:after="0" w:line="285" w:lineRule="atLeast"/>
+        <w:rPr>
+          <w:rFonts w:ascii="Consolas" w:eastAsia="Times New Roman" w:hAnsi="Consolas" w:cs="Times New Roman"/>
+          <w:color w:val="FFFFFF"/>
+          <w:kern w:val="0"/>
+          <w:sz w:val="21"/>
+          <w:szCs w:val="21"/>
+          <w:lang w:eastAsia="en-ZA"/>
+          <w14:ligatures w14:val="none"/>
+        </w:rPr>
+      </w:pPr>
+    </w:p>
+    <w:p>
+      <w:pPr>
+        <w:shd w:val="clear" w:color="auto" w:fill="000000"/>
+        <w:spacing w:after="0" w:line="285" w:lineRule="atLeast"/>
+        <w:rPr>
+          <w:rFonts w:ascii="Consolas" w:eastAsia="Times New Roman" w:hAnsi="Consolas" w:cs="Times New Roman"/>
+          <w:color w:val="FFFFFF"/>
+          <w:kern w:val="0"/>
+          <w:sz w:val="21"/>
+          <w:szCs w:val="21"/>
+          <w:lang w:eastAsia="en-ZA"/>
+          <w14:ligatures w14:val="none"/>
+        </w:rPr>
+      </w:pPr>
+      <w:r>
+        <w:rPr>
+          <w:rFonts w:ascii="Consolas" w:eastAsia="Times New Roman" w:hAnsi="Consolas" w:cs="Times New Roman"/>
+          <w:color w:val="FFFFFF"/>
+          <w:kern w:val="0"/>
+          <w:sz w:val="21"/>
+          <w:szCs w:val="21"/>
+          <w:lang w:eastAsia="en-ZA"/>
+          <w14:ligatures w14:val="none"/>
+        </w:rPr>
+        <w:t> </w:t>
       </w:r>
     </w:p>
     <w:p/>
@@ -107,6 +3346,13 @@
     <w:p/>
     <w:p/>
     <w:p/>
+    <w:p/>
+    <w:p/>
+    <w:p/>
+    <w:p/>
+    <w:p/>
+    <w:p/>
+    <w:p/>
     <w:p>
       <w:pPr>
         <w:rPr>
@@ -118,6 +3364,8 @@
         <w:rPr>
           <w:b/>
           <w:bCs/>
+          <w:sz w:val="40"/>
+          <w:szCs w:val="40"/>
         </w:rPr>
         <w:t>Unit 2: Manipulating Strings</w:t>
       </w:r>
@@ -179,6 +3427,100 @@
     </w:p>
     <w:p>
       <w:pPr>
+        <w:ind w:left="1440"/>
+      </w:pPr>
+    </w:p>
+    <w:p>
+      <w:pPr>
+        <w:ind w:left="1440"/>
+      </w:pPr>
+    </w:p>
+    <w:p>
+      <w:pPr>
+        <w:ind w:left="1440"/>
+      </w:pPr>
+      <w:r>
+        <w:t>#Tracking induvial letters</w:t>
+      </w:r>
+    </w:p>
+    <w:p>
+      <w:pPr>
+        <w:spacing w:after="0"/>
+        <w:ind w:left="1440"/>
+      </w:pPr>
+      <w:r>
+        <w:t>Name = “Python”</w:t>
+      </w:r>
+    </w:p>
+    <w:p>
+      <w:pPr>
+        <w:spacing w:after="0"/>
+        <w:ind w:left="1440"/>
+      </w:pPr>
+      <w:r>
+        <w:lastRenderedPageBreak/>
+        <w:t>Print(name[0])   (Start counting left to right)</w:t>
+      </w:r>
+    </w:p>
+    <w:p>
+      <w:pPr>
+        <w:spacing w:after="0"/>
+        <w:ind w:left="1440"/>
+      </w:pPr>
+      <w:r>
+        <w:t>Print(</w:t>
+      </w:r>
+      <w:proofErr w:type="gramStart"/>
+      <w:r>
+        <w:t>name[</w:t>
+      </w:r>
+      <w:proofErr w:type="gramEnd"/>
+      <w:r>
+        <w:t>-1</w:t>
+      </w:r>
+      <w:proofErr w:type="gramStart"/>
+      <w:r>
+        <w:t xml:space="preserve">])   </w:t>
+      </w:r>
+      <w:proofErr w:type="gramEnd"/>
+      <w:r>
+        <w:t xml:space="preserve">    #Shortcut to print last part of the word (reading from right to left)</w:t>
+      </w:r>
+    </w:p>
+    <w:p>
+      <w:pPr>
+        <w:spacing w:after="0"/>
+        <w:ind w:left="1440"/>
+      </w:pPr>
+      <w:r>
+        <w:t>Print(</w:t>
+      </w:r>
+      <w:proofErr w:type="gramStart"/>
+      <w:r>
+        <w:t>name[</w:t>
+      </w:r>
+      <w:proofErr w:type="gramEnd"/>
+      <w:r>
+        <w:t>-2])</w:t>
+      </w:r>
+    </w:p>
+    <w:p>
+      <w:pPr>
+        <w:ind w:left="1440"/>
+      </w:pPr>
+    </w:p>
+    <w:p>
+      <w:r>
+        <w:br w:type="page"/>
+      </w:r>
+    </w:p>
+    <w:p>
+      <w:pPr>
+        <w:ind w:left="1440"/>
+      </w:pPr>
+    </w:p>
+    <w:p>
+      <w:pPr>
         <w:rPr>
           <w:b/>
           <w:bCs/>
@@ -233,7 +3575,6 @@
         </w:numPr>
       </w:pPr>
       <w:r>
-        <w:lastRenderedPageBreak/>
         <w:t>Apply round() and abs() to numeric values</w:t>
       </w:r>
     </w:p>
@@ -429,6 +3770,7 @@
           <w:b/>
           <w:bCs/>
         </w:rPr>
+        <w:lastRenderedPageBreak/>
         <w:t>Unit 6: Repeating Tasks</w:t>
       </w:r>
     </w:p>
@@ -484,7 +3826,6 @@
         </w:numPr>
       </w:pPr>
       <w:r>
-        <w:lastRenderedPageBreak/>
         <w:t>Combine loops with conditionals to solve multi-step real-world problems.</w:t>
       </w:r>
     </w:p>
@@ -1247,9 +4588,569 @@
     </w:lvl>
   </w:abstractNum>
   <w:abstractNum w:abstractNumId="5" w15:restartNumberingAfterBreak="0">
+    <w:nsid w:val="42D81F00"/>
+    <w:multiLevelType w:val="multilevel"/>
+    <w:tmpl w:val="0510A9B8"/>
+    <w:lvl w:ilvl="0">
+      <w:start w:val="1"/>
+      <w:numFmt w:val="bullet"/>
+      <w:lvlText w:val=""/>
+      <w:lvlJc w:val="left"/>
+      <w:pPr>
+        <w:tabs>
+          <w:tab w:val="num" w:pos="720"/>
+        </w:tabs>
+        <w:ind w:left="720" w:hanging="360"/>
+      </w:pPr>
+      <w:rPr>
+        <w:rFonts w:ascii="Symbol" w:hAnsi="Symbol" w:hint="default"/>
+        <w:sz w:val="20"/>
+      </w:rPr>
+    </w:lvl>
+    <w:lvl w:ilvl="1" w:tentative="1">
+      <w:start w:val="1"/>
+      <w:numFmt w:val="bullet"/>
+      <w:lvlText w:val="o"/>
+      <w:lvlJc w:val="left"/>
+      <w:pPr>
+        <w:tabs>
+          <w:tab w:val="num" w:pos="1440"/>
+        </w:tabs>
+        <w:ind w:left="1440" w:hanging="360"/>
+      </w:pPr>
+      <w:rPr>
+        <w:rFonts w:ascii="Courier New" w:hAnsi="Courier New" w:hint="default"/>
+        <w:sz w:val="20"/>
+      </w:rPr>
+    </w:lvl>
+    <w:lvl w:ilvl="2" w:tentative="1">
+      <w:start w:val="1"/>
+      <w:numFmt w:val="bullet"/>
+      <w:lvlText w:val=""/>
+      <w:lvlJc w:val="left"/>
+      <w:pPr>
+        <w:tabs>
+          <w:tab w:val="num" w:pos="2160"/>
+        </w:tabs>
+        <w:ind w:left="2160" w:hanging="360"/>
+      </w:pPr>
+      <w:rPr>
+        <w:rFonts w:ascii="Wingdings" w:hAnsi="Wingdings" w:hint="default"/>
+        <w:sz w:val="20"/>
+      </w:rPr>
+    </w:lvl>
+    <w:lvl w:ilvl="3" w:tentative="1">
+      <w:start w:val="1"/>
+      <w:numFmt w:val="bullet"/>
+      <w:lvlText w:val=""/>
+      <w:lvlJc w:val="left"/>
+      <w:pPr>
+        <w:tabs>
+          <w:tab w:val="num" w:pos="2880"/>
+        </w:tabs>
+        <w:ind w:left="2880" w:hanging="360"/>
+      </w:pPr>
+      <w:rPr>
+        <w:rFonts w:ascii="Wingdings" w:hAnsi="Wingdings" w:hint="default"/>
+        <w:sz w:val="20"/>
+      </w:rPr>
+    </w:lvl>
+    <w:lvl w:ilvl="4" w:tentative="1">
+      <w:start w:val="1"/>
+      <w:numFmt w:val="bullet"/>
+      <w:lvlText w:val=""/>
+      <w:lvlJc w:val="left"/>
+      <w:pPr>
+        <w:tabs>
+          <w:tab w:val="num" w:pos="3600"/>
+        </w:tabs>
+        <w:ind w:left="3600" w:hanging="360"/>
+      </w:pPr>
+      <w:rPr>
+        <w:rFonts w:ascii="Wingdings" w:hAnsi="Wingdings" w:hint="default"/>
+        <w:sz w:val="20"/>
+      </w:rPr>
+    </w:lvl>
+    <w:lvl w:ilvl="5" w:tentative="1">
+      <w:start w:val="1"/>
+      <w:numFmt w:val="bullet"/>
+      <w:lvlText w:val=""/>
+      <w:lvlJc w:val="left"/>
+      <w:pPr>
+        <w:tabs>
+          <w:tab w:val="num" w:pos="4320"/>
+        </w:tabs>
+        <w:ind w:left="4320" w:hanging="360"/>
+      </w:pPr>
+      <w:rPr>
+        <w:rFonts w:ascii="Wingdings" w:hAnsi="Wingdings" w:hint="default"/>
+        <w:sz w:val="20"/>
+      </w:rPr>
+    </w:lvl>
+    <w:lvl w:ilvl="6" w:tentative="1">
+      <w:start w:val="1"/>
+      <w:numFmt w:val="bullet"/>
+      <w:lvlText w:val=""/>
+      <w:lvlJc w:val="left"/>
+      <w:pPr>
+        <w:tabs>
+          <w:tab w:val="num" w:pos="5040"/>
+        </w:tabs>
+        <w:ind w:left="5040" w:hanging="360"/>
+      </w:pPr>
+      <w:rPr>
+        <w:rFonts w:ascii="Wingdings" w:hAnsi="Wingdings" w:hint="default"/>
+        <w:sz w:val="20"/>
+      </w:rPr>
+    </w:lvl>
+    <w:lvl w:ilvl="7" w:tentative="1">
+      <w:start w:val="1"/>
+      <w:numFmt w:val="bullet"/>
+      <w:lvlText w:val=""/>
+      <w:lvlJc w:val="left"/>
+      <w:pPr>
+        <w:tabs>
+          <w:tab w:val="num" w:pos="5760"/>
+        </w:tabs>
+        <w:ind w:left="5760" w:hanging="360"/>
+      </w:pPr>
+      <w:rPr>
+        <w:rFonts w:ascii="Wingdings" w:hAnsi="Wingdings" w:hint="default"/>
+        <w:sz w:val="20"/>
+      </w:rPr>
+    </w:lvl>
+    <w:lvl w:ilvl="8" w:tentative="1">
+      <w:start w:val="1"/>
+      <w:numFmt w:val="bullet"/>
+      <w:lvlText w:val=""/>
+      <w:lvlJc w:val="left"/>
+      <w:pPr>
+        <w:tabs>
+          <w:tab w:val="num" w:pos="6480"/>
+        </w:tabs>
+        <w:ind w:left="6480" w:hanging="360"/>
+      </w:pPr>
+      <w:rPr>
+        <w:rFonts w:ascii="Wingdings" w:hAnsi="Wingdings" w:hint="default"/>
+        <w:sz w:val="20"/>
+      </w:rPr>
+    </w:lvl>
+  </w:abstractNum>
+  <w:abstractNum w:abstractNumId="6" w15:restartNumberingAfterBreak="0">
+    <w:nsid w:val="474D1614"/>
+    <w:multiLevelType w:val="hybridMultilevel"/>
+    <w:tmpl w:val="697881E0"/>
+    <w:lvl w:ilvl="0" w:tplc="1C090001">
+      <w:start w:val="1"/>
+      <w:numFmt w:val="bullet"/>
+      <w:lvlText w:val=""/>
+      <w:lvlJc w:val="left"/>
+      <w:pPr>
+        <w:ind w:left="720" w:hanging="360"/>
+      </w:pPr>
+      <w:rPr>
+        <w:rFonts w:ascii="Symbol" w:hAnsi="Symbol" w:hint="default"/>
+      </w:rPr>
+    </w:lvl>
+    <w:lvl w:ilvl="1" w:tplc="1C090003" w:tentative="1">
+      <w:start w:val="1"/>
+      <w:numFmt w:val="bullet"/>
+      <w:lvlText w:val="o"/>
+      <w:lvlJc w:val="left"/>
+      <w:pPr>
+        <w:ind w:left="1440" w:hanging="360"/>
+      </w:pPr>
+      <w:rPr>
+        <w:rFonts w:ascii="Courier New" w:hAnsi="Courier New" w:cs="Courier New" w:hint="default"/>
+      </w:rPr>
+    </w:lvl>
+    <w:lvl w:ilvl="2" w:tplc="1C090005" w:tentative="1">
+      <w:start w:val="1"/>
+      <w:numFmt w:val="bullet"/>
+      <w:lvlText w:val=""/>
+      <w:lvlJc w:val="left"/>
+      <w:pPr>
+        <w:ind w:left="2160" w:hanging="360"/>
+      </w:pPr>
+      <w:rPr>
+        <w:rFonts w:ascii="Wingdings" w:hAnsi="Wingdings" w:hint="default"/>
+      </w:rPr>
+    </w:lvl>
+    <w:lvl w:ilvl="3" w:tplc="1C090001" w:tentative="1">
+      <w:start w:val="1"/>
+      <w:numFmt w:val="bullet"/>
+      <w:lvlText w:val=""/>
+      <w:lvlJc w:val="left"/>
+      <w:pPr>
+        <w:ind w:left="2880" w:hanging="360"/>
+      </w:pPr>
+      <w:rPr>
+        <w:rFonts w:ascii="Symbol" w:hAnsi="Symbol" w:hint="default"/>
+      </w:rPr>
+    </w:lvl>
+    <w:lvl w:ilvl="4" w:tplc="1C090003" w:tentative="1">
+      <w:start w:val="1"/>
+      <w:numFmt w:val="bullet"/>
+      <w:lvlText w:val="o"/>
+      <w:lvlJc w:val="left"/>
+      <w:pPr>
+        <w:ind w:left="3600" w:hanging="360"/>
+      </w:pPr>
+      <w:rPr>
+        <w:rFonts w:ascii="Courier New" w:hAnsi="Courier New" w:cs="Courier New" w:hint="default"/>
+      </w:rPr>
+    </w:lvl>
+    <w:lvl w:ilvl="5" w:tplc="1C090005" w:tentative="1">
+      <w:start w:val="1"/>
+      <w:numFmt w:val="bullet"/>
+      <w:lvlText w:val=""/>
+      <w:lvlJc w:val="left"/>
+      <w:pPr>
+        <w:ind w:left="4320" w:hanging="360"/>
+      </w:pPr>
+      <w:rPr>
+        <w:rFonts w:ascii="Wingdings" w:hAnsi="Wingdings" w:hint="default"/>
+      </w:rPr>
+    </w:lvl>
+    <w:lvl w:ilvl="6" w:tplc="1C090001" w:tentative="1">
+      <w:start w:val="1"/>
+      <w:numFmt w:val="bullet"/>
+      <w:lvlText w:val=""/>
+      <w:lvlJc w:val="left"/>
+      <w:pPr>
+        <w:ind w:left="5040" w:hanging="360"/>
+      </w:pPr>
+      <w:rPr>
+        <w:rFonts w:ascii="Symbol" w:hAnsi="Symbol" w:hint="default"/>
+      </w:rPr>
+    </w:lvl>
+    <w:lvl w:ilvl="7" w:tplc="1C090003" w:tentative="1">
+      <w:start w:val="1"/>
+      <w:numFmt w:val="bullet"/>
+      <w:lvlText w:val="o"/>
+      <w:lvlJc w:val="left"/>
+      <w:pPr>
+        <w:ind w:left="5760" w:hanging="360"/>
+      </w:pPr>
+      <w:rPr>
+        <w:rFonts w:ascii="Courier New" w:hAnsi="Courier New" w:cs="Courier New" w:hint="default"/>
+      </w:rPr>
+    </w:lvl>
+    <w:lvl w:ilvl="8" w:tplc="1C090005" w:tentative="1">
+      <w:start w:val="1"/>
+      <w:numFmt w:val="bullet"/>
+      <w:lvlText w:val=""/>
+      <w:lvlJc w:val="left"/>
+      <w:pPr>
+        <w:ind w:left="6480" w:hanging="360"/>
+      </w:pPr>
+      <w:rPr>
+        <w:rFonts w:ascii="Wingdings" w:hAnsi="Wingdings" w:hint="default"/>
+      </w:rPr>
+    </w:lvl>
+  </w:abstractNum>
+  <w:abstractNum w:abstractNumId="7" w15:restartNumberingAfterBreak="0">
     <w:nsid w:val="5CFA2C24"/>
     <w:multiLevelType w:val="multilevel"/>
     <w:tmpl w:val="195E8DA0"/>
+    <w:lvl w:ilvl="0">
+      <w:start w:val="1"/>
+      <w:numFmt w:val="bullet"/>
+      <w:lvlText w:val=""/>
+      <w:lvlJc w:val="left"/>
+      <w:pPr>
+        <w:tabs>
+          <w:tab w:val="num" w:pos="720"/>
+        </w:tabs>
+        <w:ind w:left="720" w:hanging="360"/>
+      </w:pPr>
+      <w:rPr>
+        <w:rFonts w:ascii="Symbol" w:hAnsi="Symbol" w:hint="default"/>
+        <w:sz w:val="20"/>
+      </w:rPr>
+    </w:lvl>
+    <w:lvl w:ilvl="1">
+      <w:start w:val="1"/>
+      <w:numFmt w:val="bullet"/>
+      <w:lvlText w:val="o"/>
+      <w:lvlJc w:val="left"/>
+      <w:pPr>
+        <w:tabs>
+          <w:tab w:val="num" w:pos="1440"/>
+        </w:tabs>
+        <w:ind w:left="1440" w:hanging="360"/>
+      </w:pPr>
+      <w:rPr>
+        <w:rFonts w:ascii="Courier New" w:hAnsi="Courier New" w:hint="default"/>
+        <w:sz w:val="20"/>
+      </w:rPr>
+    </w:lvl>
+    <w:lvl w:ilvl="2" w:tentative="1">
+      <w:start w:val="1"/>
+      <w:numFmt w:val="bullet"/>
+      <w:lvlText w:val=""/>
+      <w:lvlJc w:val="left"/>
+      <w:pPr>
+        <w:tabs>
+          <w:tab w:val="num" w:pos="2160"/>
+        </w:tabs>
+        <w:ind w:left="2160" w:hanging="360"/>
+      </w:pPr>
+      <w:rPr>
+        <w:rFonts w:ascii="Wingdings" w:hAnsi="Wingdings" w:hint="default"/>
+        <w:sz w:val="20"/>
+      </w:rPr>
+    </w:lvl>
+    <w:lvl w:ilvl="3" w:tentative="1">
+      <w:start w:val="1"/>
+      <w:numFmt w:val="bullet"/>
+      <w:lvlText w:val=""/>
+      <w:lvlJc w:val="left"/>
+      <w:pPr>
+        <w:tabs>
+          <w:tab w:val="num" w:pos="2880"/>
+        </w:tabs>
+        <w:ind w:left="2880" w:hanging="360"/>
+      </w:pPr>
+      <w:rPr>
+        <w:rFonts w:ascii="Wingdings" w:hAnsi="Wingdings" w:hint="default"/>
+        <w:sz w:val="20"/>
+      </w:rPr>
+    </w:lvl>
+    <w:lvl w:ilvl="4" w:tentative="1">
+      <w:start w:val="1"/>
+      <w:numFmt w:val="bullet"/>
+      <w:lvlText w:val=""/>
+      <w:lvlJc w:val="left"/>
+      <w:pPr>
+        <w:tabs>
+          <w:tab w:val="num" w:pos="3600"/>
+        </w:tabs>
+        <w:ind w:left="3600" w:hanging="360"/>
+      </w:pPr>
+      <w:rPr>
+        <w:rFonts w:ascii="Wingdings" w:hAnsi="Wingdings" w:hint="default"/>
+        <w:sz w:val="20"/>
+      </w:rPr>
+    </w:lvl>
+    <w:lvl w:ilvl="5" w:tentative="1">
+      <w:start w:val="1"/>
+      <w:numFmt w:val="bullet"/>
+      <w:lvlText w:val=""/>
+      <w:lvlJc w:val="left"/>
+      <w:pPr>
+        <w:tabs>
+          <w:tab w:val="num" w:pos="4320"/>
+        </w:tabs>
+        <w:ind w:left="4320" w:hanging="360"/>
+      </w:pPr>
+      <w:rPr>
+        <w:rFonts w:ascii="Wingdings" w:hAnsi="Wingdings" w:hint="default"/>
+        <w:sz w:val="20"/>
+      </w:rPr>
+    </w:lvl>
+    <w:lvl w:ilvl="6" w:tentative="1">
+      <w:start w:val="1"/>
+      <w:numFmt w:val="bullet"/>
+      <w:lvlText w:val=""/>
+      <w:lvlJc w:val="left"/>
+      <w:pPr>
+        <w:tabs>
+          <w:tab w:val="num" w:pos="5040"/>
+        </w:tabs>
+        <w:ind w:left="5040" w:hanging="360"/>
+      </w:pPr>
+      <w:rPr>
+        <w:rFonts w:ascii="Wingdings" w:hAnsi="Wingdings" w:hint="default"/>
+        <w:sz w:val="20"/>
+      </w:rPr>
+    </w:lvl>
+    <w:lvl w:ilvl="7" w:tentative="1">
+      <w:start w:val="1"/>
+      <w:numFmt w:val="bullet"/>
+      <w:lvlText w:val=""/>
+      <w:lvlJc w:val="left"/>
+      <w:pPr>
+        <w:tabs>
+          <w:tab w:val="num" w:pos="5760"/>
+        </w:tabs>
+        <w:ind w:left="5760" w:hanging="360"/>
+      </w:pPr>
+      <w:rPr>
+        <w:rFonts w:ascii="Wingdings" w:hAnsi="Wingdings" w:hint="default"/>
+        <w:sz w:val="20"/>
+      </w:rPr>
+    </w:lvl>
+    <w:lvl w:ilvl="8" w:tentative="1">
+      <w:start w:val="1"/>
+      <w:numFmt w:val="bullet"/>
+      <w:lvlText w:val=""/>
+      <w:lvlJc w:val="left"/>
+      <w:pPr>
+        <w:tabs>
+          <w:tab w:val="num" w:pos="6480"/>
+        </w:tabs>
+        <w:ind w:left="6480" w:hanging="360"/>
+      </w:pPr>
+      <w:rPr>
+        <w:rFonts w:ascii="Wingdings" w:hAnsi="Wingdings" w:hint="default"/>
+        <w:sz w:val="20"/>
+      </w:rPr>
+    </w:lvl>
+  </w:abstractNum>
+  <w:abstractNum w:abstractNumId="8" w15:restartNumberingAfterBreak="0">
+    <w:nsid w:val="5FBC0BDF"/>
+    <w:multiLevelType w:val="multilevel"/>
+    <w:tmpl w:val="33D001F4"/>
+    <w:lvl w:ilvl="0">
+      <w:start w:val="1"/>
+      <w:numFmt w:val="bullet"/>
+      <w:lvlText w:val=""/>
+      <w:lvlJc w:val="left"/>
+      <w:pPr>
+        <w:tabs>
+          <w:tab w:val="num" w:pos="720"/>
+        </w:tabs>
+        <w:ind w:left="720" w:hanging="360"/>
+      </w:pPr>
+      <w:rPr>
+        <w:rFonts w:ascii="Symbol" w:hAnsi="Symbol" w:hint="default"/>
+        <w:sz w:val="20"/>
+      </w:rPr>
+    </w:lvl>
+    <w:lvl w:ilvl="1" w:tentative="1">
+      <w:start w:val="1"/>
+      <w:numFmt w:val="bullet"/>
+      <w:lvlText w:val="o"/>
+      <w:lvlJc w:val="left"/>
+      <w:pPr>
+        <w:tabs>
+          <w:tab w:val="num" w:pos="1440"/>
+        </w:tabs>
+        <w:ind w:left="1440" w:hanging="360"/>
+      </w:pPr>
+      <w:rPr>
+        <w:rFonts w:ascii="Courier New" w:hAnsi="Courier New" w:hint="default"/>
+        <w:sz w:val="20"/>
+      </w:rPr>
+    </w:lvl>
+    <w:lvl w:ilvl="2" w:tentative="1">
+      <w:start w:val="1"/>
+      <w:numFmt w:val="bullet"/>
+      <w:lvlText w:val=""/>
+      <w:lvlJc w:val="left"/>
+      <w:pPr>
+        <w:tabs>
+          <w:tab w:val="num" w:pos="2160"/>
+        </w:tabs>
+        <w:ind w:left="2160" w:hanging="360"/>
+      </w:pPr>
+      <w:rPr>
+        <w:rFonts w:ascii="Wingdings" w:hAnsi="Wingdings" w:hint="default"/>
+        <w:sz w:val="20"/>
+      </w:rPr>
+    </w:lvl>
+    <w:lvl w:ilvl="3" w:tentative="1">
+      <w:start w:val="1"/>
+      <w:numFmt w:val="bullet"/>
+      <w:lvlText w:val=""/>
+      <w:lvlJc w:val="left"/>
+      <w:pPr>
+        <w:tabs>
+          <w:tab w:val="num" w:pos="2880"/>
+        </w:tabs>
+        <w:ind w:left="2880" w:hanging="360"/>
+      </w:pPr>
+      <w:rPr>
+        <w:rFonts w:ascii="Wingdings" w:hAnsi="Wingdings" w:hint="default"/>
+        <w:sz w:val="20"/>
+      </w:rPr>
+    </w:lvl>
+    <w:lvl w:ilvl="4" w:tentative="1">
+      <w:start w:val="1"/>
+      <w:numFmt w:val="bullet"/>
+      <w:lvlText w:val=""/>
+      <w:lvlJc w:val="left"/>
+      <w:pPr>
+        <w:tabs>
+          <w:tab w:val="num" w:pos="3600"/>
+        </w:tabs>
+        <w:ind w:left="3600" w:hanging="360"/>
+      </w:pPr>
+      <w:rPr>
+        <w:rFonts w:ascii="Wingdings" w:hAnsi="Wingdings" w:hint="default"/>
+        <w:sz w:val="20"/>
+      </w:rPr>
+    </w:lvl>
+    <w:lvl w:ilvl="5" w:tentative="1">
+      <w:start w:val="1"/>
+      <w:numFmt w:val="bullet"/>
+      <w:lvlText w:val=""/>
+      <w:lvlJc w:val="left"/>
+      <w:pPr>
+        <w:tabs>
+          <w:tab w:val="num" w:pos="4320"/>
+        </w:tabs>
+        <w:ind w:left="4320" w:hanging="360"/>
+      </w:pPr>
+      <w:rPr>
+        <w:rFonts w:ascii="Wingdings" w:hAnsi="Wingdings" w:hint="default"/>
+        <w:sz w:val="20"/>
+      </w:rPr>
+    </w:lvl>
+    <w:lvl w:ilvl="6" w:tentative="1">
+      <w:start w:val="1"/>
+      <w:numFmt w:val="bullet"/>
+      <w:lvlText w:val=""/>
+      <w:lvlJc w:val="left"/>
+      <w:pPr>
+        <w:tabs>
+          <w:tab w:val="num" w:pos="5040"/>
+        </w:tabs>
+        <w:ind w:left="5040" w:hanging="360"/>
+      </w:pPr>
+      <w:rPr>
+        <w:rFonts w:ascii="Wingdings" w:hAnsi="Wingdings" w:hint="default"/>
+        <w:sz w:val="20"/>
+      </w:rPr>
+    </w:lvl>
+    <w:lvl w:ilvl="7" w:tentative="1">
+      <w:start w:val="1"/>
+      <w:numFmt w:val="bullet"/>
+      <w:lvlText w:val=""/>
+      <w:lvlJc w:val="left"/>
+      <w:pPr>
+        <w:tabs>
+          <w:tab w:val="num" w:pos="5760"/>
+        </w:tabs>
+        <w:ind w:left="5760" w:hanging="360"/>
+      </w:pPr>
+      <w:rPr>
+        <w:rFonts w:ascii="Wingdings" w:hAnsi="Wingdings" w:hint="default"/>
+        <w:sz w:val="20"/>
+      </w:rPr>
+    </w:lvl>
+    <w:lvl w:ilvl="8" w:tentative="1">
+      <w:start w:val="1"/>
+      <w:numFmt w:val="bullet"/>
+      <w:lvlText w:val=""/>
+      <w:lvlJc w:val="left"/>
+      <w:pPr>
+        <w:tabs>
+          <w:tab w:val="num" w:pos="6480"/>
+        </w:tabs>
+        <w:ind w:left="6480" w:hanging="360"/>
+      </w:pPr>
+      <w:rPr>
+        <w:rFonts w:ascii="Wingdings" w:hAnsi="Wingdings" w:hint="default"/>
+        <w:sz w:val="20"/>
+      </w:rPr>
+    </w:lvl>
+  </w:abstractNum>
+  <w:abstractNum w:abstractNumId="9" w15:restartNumberingAfterBreak="0">
+    <w:nsid w:val="691D4544"/>
+    <w:multiLevelType w:val="multilevel"/>
+    <w:tmpl w:val="F272A0BA"/>
     <w:lvl w:ilvl="0">
       <w:start w:val="1"/>
       <w:numFmt w:val="bullet"/>
@@ -1408,10 +5309,22 @@
     <w:abstractNumId w:val="2"/>
   </w:num>
   <w:num w:numId="5" w16cid:durableId="1588266321">
-    <w:abstractNumId w:val="5"/>
+    <w:abstractNumId w:val="7"/>
   </w:num>
   <w:num w:numId="6" w16cid:durableId="1778404754">
     <w:abstractNumId w:val="4"/>
+  </w:num>
+  <w:num w:numId="7" w16cid:durableId="947127066">
+    <w:abstractNumId w:val="9"/>
+  </w:num>
+  <w:num w:numId="8" w16cid:durableId="465852282">
+    <w:abstractNumId w:val="8"/>
+  </w:num>
+  <w:num w:numId="9" w16cid:durableId="1141383225">
+    <w:abstractNumId w:val="5"/>
+  </w:num>
+  <w:num w:numId="10" w16cid:durableId="1643927299">
+    <w:abstractNumId w:val="6"/>
   </w:num>
 </w:numbering>
 </file>
@@ -1844,7 +5757,6 @@
     <w:next w:val="Normal"/>
     <w:link w:val="Heading2Char"/>
     <w:uiPriority w:val="9"/>
-    <w:semiHidden/>
     <w:unhideWhenUsed/>
     <w:qFormat/>
     <w:rsid w:val="00F1193F"/>
@@ -1890,7 +5802,6 @@
     <w:next w:val="Normal"/>
     <w:link w:val="Heading4Char"/>
     <w:uiPriority w:val="9"/>
-    <w:semiHidden/>
     <w:unhideWhenUsed/>
     <w:qFormat/>
     <w:rsid w:val="00F1193F"/>
@@ -2060,7 +5971,6 @@
     <w:basedOn w:val="DefaultParagraphFont"/>
     <w:link w:val="Heading2"/>
     <w:uiPriority w:val="9"/>
-    <w:semiHidden/>
     <w:rsid w:val="00F1193F"/>
     <w:rPr>
       <w:rFonts w:asciiTheme="majorHAnsi" w:eastAsiaTheme="majorEastAsia" w:hAnsiTheme="majorHAnsi" w:cstheme="majorBidi"/>
@@ -2088,7 +5998,6 @@
     <w:basedOn w:val="DefaultParagraphFont"/>
     <w:link w:val="Heading4"/>
     <w:uiPriority w:val="9"/>
-    <w:semiHidden/>
     <w:rsid w:val="00F1193F"/>
     <w:rPr>
       <w:rFonts w:eastAsiaTheme="majorEastAsia" w:cstheme="majorBidi"/>
@@ -2330,6 +6239,34 @@
       <w:smallCaps/>
       <w:color w:val="0F4761" w:themeColor="accent1" w:themeShade="BF"/>
       <w:spacing w:val="5"/>
+    </w:rPr>
+  </w:style>
+  <w:style w:type="character" w:styleId="Strong">
+    <w:name w:val="Strong"/>
+    <w:basedOn w:val="DefaultParagraphFont"/>
+    <w:uiPriority w:val="22"/>
+    <w:qFormat/>
+    <w:rsid w:val="002D6F44"/>
+    <w:rPr>
+      <w:b/>
+      <w:bCs/>
+    </w:rPr>
+  </w:style>
+  <w:style w:type="paragraph" w:styleId="NormalWeb">
+    <w:name w:val="Normal (Web)"/>
+    <w:basedOn w:val="Normal"/>
+    <w:uiPriority w:val="99"/>
+    <w:semiHidden/>
+    <w:unhideWhenUsed/>
+    <w:rsid w:val="002D6F44"/>
+    <w:pPr>
+      <w:spacing w:before="100" w:beforeAutospacing="1" w:after="100" w:afterAutospacing="1" w:line="240" w:lineRule="auto"/>
+    </w:pPr>
+    <w:rPr>
+      <w:rFonts w:ascii="Times New Roman" w:eastAsia="Times New Roman" w:hAnsi="Times New Roman" w:cs="Times New Roman"/>
+      <w:kern w:val="0"/>
+      <w:lang w:eastAsia="en-ZA"/>
+      <w14:ligatures w14:val="none"/>
     </w:rPr>
   </w:style>
 </w:styles>
